--- a/Semester 3/Web Programming/questions/wp_unit1.docx
+++ b/Semester 3/Web Programming/questions/wp_unit1.docx
@@ -11,8 +11,6 @@
           <w:lang w:eastAsia="en-IN"/>
         </w:rPr>
       </w:pPr>
-      <w:bookmarkStart w:id="0" w:name="_GoBack"/>
-      <w:bookmarkEnd w:id="0"/>
       <w:r>
         <w:rPr>
           <w:rFonts w:eastAsia="Times New Roman" w:cstheme="minorHAnsi"/>
@@ -97,7 +95,29 @@
           <w:sz w:val="18"/>
           <w:lang w:eastAsia="en-IN"/>
         </w:rPr>
-        <w:t>&lt;section&gt;</w:t>
+        <w:t>&lt;</w:t>
+      </w:r>
+      <w:proofErr w:type="gramStart"/>
+      <w:r>
+        <w:rPr>
+          <w:rFonts w:ascii="Courier New" w:eastAsia="Times New Roman" w:hAnsi="Courier New" w:cs="Courier New"/>
+          <w:b/>
+          <w:bCs/>
+          <w:sz w:val="18"/>
+          <w:lang w:eastAsia="en-IN"/>
+        </w:rPr>
+        <w:t>section</w:t>
+      </w:r>
+      <w:proofErr w:type="gramEnd"/>
+      <w:r>
+        <w:rPr>
+          <w:rFonts w:ascii="Courier New" w:eastAsia="Times New Roman" w:hAnsi="Courier New" w:cs="Courier New"/>
+          <w:b/>
+          <w:bCs/>
+          <w:sz w:val="18"/>
+          <w:lang w:eastAsia="en-IN"/>
+        </w:rPr>
+        <w:t>&gt;</w:t>
       </w:r>
       <w:r>
         <w:rPr>
@@ -135,7 +155,29 @@
           <w:sz w:val="18"/>
           <w:lang w:eastAsia="en-IN"/>
         </w:rPr>
-        <w:t>&lt;article&gt;</w:t>
+        <w:t>&lt;</w:t>
+      </w:r>
+      <w:proofErr w:type="gramStart"/>
+      <w:r>
+        <w:rPr>
+          <w:rFonts w:ascii="Courier New" w:eastAsia="Times New Roman" w:hAnsi="Courier New" w:cs="Courier New"/>
+          <w:b/>
+          <w:bCs/>
+          <w:sz w:val="18"/>
+          <w:lang w:eastAsia="en-IN"/>
+        </w:rPr>
+        <w:t>article</w:t>
+      </w:r>
+      <w:proofErr w:type="gramEnd"/>
+      <w:r>
+        <w:rPr>
+          <w:rFonts w:ascii="Courier New" w:eastAsia="Times New Roman" w:hAnsi="Courier New" w:cs="Courier New"/>
+          <w:b/>
+          <w:bCs/>
+          <w:sz w:val="18"/>
+          <w:lang w:eastAsia="en-IN"/>
+        </w:rPr>
+        <w:t>&gt;</w:t>
       </w:r>
       <w:r>
         <w:rPr>
@@ -176,6 +218,7 @@
         <w:t>&lt;</w:t>
       </w:r>
       <w:proofErr w:type="spellStart"/>
+      <w:proofErr w:type="gramStart"/>
       <w:r>
         <w:rPr>
           <w:rFonts w:ascii="Courier New" w:eastAsia="Times New Roman" w:hAnsi="Courier New" w:cs="Courier New"/>
@@ -187,6 +230,7 @@
         <w:t>nav</w:t>
       </w:r>
       <w:proofErr w:type="spellEnd"/>
+      <w:proofErr w:type="gramEnd"/>
       <w:r>
         <w:rPr>
           <w:rFonts w:ascii="Courier New" w:eastAsia="Times New Roman" w:hAnsi="Courier New" w:cs="Courier New"/>
@@ -233,7 +277,29 @@
           <w:sz w:val="18"/>
           <w:lang w:eastAsia="en-IN"/>
         </w:rPr>
-        <w:t>&lt;figure&gt;</w:t>
+        <w:t>&lt;</w:t>
+      </w:r>
+      <w:proofErr w:type="gramStart"/>
+      <w:r>
+        <w:rPr>
+          <w:rFonts w:ascii="Courier New" w:eastAsia="Times New Roman" w:hAnsi="Courier New" w:cs="Courier New"/>
+          <w:b/>
+          <w:bCs/>
+          <w:sz w:val="18"/>
+          <w:lang w:eastAsia="en-IN"/>
+        </w:rPr>
+        <w:t>figure</w:t>
+      </w:r>
+      <w:proofErr w:type="gramEnd"/>
+      <w:r>
+        <w:rPr>
+          <w:rFonts w:ascii="Courier New" w:eastAsia="Times New Roman" w:hAnsi="Courier New" w:cs="Courier New"/>
+          <w:b/>
+          <w:bCs/>
+          <w:sz w:val="18"/>
+          <w:lang w:eastAsia="en-IN"/>
+        </w:rPr>
+        <w:t>&gt;</w:t>
       </w:r>
       <w:r>
         <w:rPr>
@@ -312,7 +378,29 @@
           <w:sz w:val="18"/>
           <w:lang w:eastAsia="en-IN"/>
         </w:rPr>
-        <w:t>&lt;audio&gt;</w:t>
+        <w:t>&lt;</w:t>
+      </w:r>
+      <w:proofErr w:type="gramStart"/>
+      <w:r>
+        <w:rPr>
+          <w:rFonts w:ascii="Courier New" w:eastAsia="Times New Roman" w:hAnsi="Courier New" w:cs="Courier New"/>
+          <w:b/>
+          <w:bCs/>
+          <w:sz w:val="18"/>
+          <w:lang w:eastAsia="en-IN"/>
+        </w:rPr>
+        <w:t>audio</w:t>
+      </w:r>
+      <w:proofErr w:type="gramEnd"/>
+      <w:r>
+        <w:rPr>
+          <w:rFonts w:ascii="Courier New" w:eastAsia="Times New Roman" w:hAnsi="Courier New" w:cs="Courier New"/>
+          <w:b/>
+          <w:bCs/>
+          <w:sz w:val="18"/>
+          <w:lang w:eastAsia="en-IN"/>
+        </w:rPr>
+        <w:t>&gt;</w:t>
       </w:r>
       <w:r>
         <w:rPr>
@@ -443,7 +531,25 @@
           <w:sz w:val="18"/>
           <w:lang w:eastAsia="en-IN"/>
         </w:rPr>
-        <w:t>&lt;table&gt;</w:t>
+        <w:t>&lt;</w:t>
+      </w:r>
+      <w:proofErr w:type="gramStart"/>
+      <w:r>
+        <w:rPr>
+          <w:rFonts w:ascii="Courier New" w:eastAsia="Times New Roman" w:hAnsi="Courier New" w:cs="Courier New"/>
+          <w:sz w:val="18"/>
+          <w:lang w:eastAsia="en-IN"/>
+        </w:rPr>
+        <w:t>table</w:t>
+      </w:r>
+      <w:proofErr w:type="gramEnd"/>
+      <w:r>
+        <w:rPr>
+          <w:rFonts w:ascii="Courier New" w:eastAsia="Times New Roman" w:hAnsi="Courier New" w:cs="Courier New"/>
+          <w:sz w:val="18"/>
+          <w:lang w:eastAsia="en-IN"/>
+        </w:rPr>
+        <w:t>&gt;</w:t>
       </w:r>
       <w:r>
         <w:rPr>
@@ -491,6 +597,7 @@
         <w:t>&lt;</w:t>
       </w:r>
       <w:proofErr w:type="spellStart"/>
+      <w:proofErr w:type="gramStart"/>
       <w:r>
         <w:rPr>
           <w:rFonts w:ascii="Courier New" w:eastAsia="Times New Roman" w:hAnsi="Courier New" w:cs="Courier New"/>
@@ -500,6 +607,7 @@
         <w:t>tr</w:t>
       </w:r>
       <w:proofErr w:type="spellEnd"/>
+      <w:proofErr w:type="gramEnd"/>
       <w:r>
         <w:rPr>
           <w:rFonts w:ascii="Courier New" w:eastAsia="Times New Roman" w:hAnsi="Courier New" w:cs="Courier New"/>
@@ -554,6 +662,7 @@
         <w:t>&lt;</w:t>
       </w:r>
       <w:proofErr w:type="spellStart"/>
+      <w:proofErr w:type="gramStart"/>
       <w:r>
         <w:rPr>
           <w:rFonts w:ascii="Courier New" w:eastAsia="Times New Roman" w:hAnsi="Courier New" w:cs="Courier New"/>
@@ -563,6 +672,7 @@
         <w:t>th</w:t>
       </w:r>
       <w:proofErr w:type="spellEnd"/>
+      <w:proofErr w:type="gramEnd"/>
       <w:r>
         <w:rPr>
           <w:rFonts w:ascii="Courier New" w:eastAsia="Times New Roman" w:hAnsi="Courier New" w:cs="Courier New"/>
@@ -630,7 +740,25 @@
           <w:sz w:val="18"/>
           <w:lang w:eastAsia="en-IN"/>
         </w:rPr>
-        <w:t>&lt;td&gt;</w:t>
+        <w:t>&lt;</w:t>
+      </w:r>
+      <w:proofErr w:type="gramStart"/>
+      <w:r>
+        <w:rPr>
+          <w:rFonts w:ascii="Courier New" w:eastAsia="Times New Roman" w:hAnsi="Courier New" w:cs="Courier New"/>
+          <w:sz w:val="18"/>
+          <w:lang w:eastAsia="en-IN"/>
+        </w:rPr>
+        <w:t>td</w:t>
+      </w:r>
+      <w:proofErr w:type="gramEnd"/>
+      <w:r>
+        <w:rPr>
+          <w:rFonts w:ascii="Courier New" w:eastAsia="Times New Roman" w:hAnsi="Courier New" w:cs="Courier New"/>
+          <w:sz w:val="18"/>
+          <w:lang w:eastAsia="en-IN"/>
+        </w:rPr>
+        <w:t>&gt;</w:t>
       </w:r>
       <w:r>
         <w:rPr>
@@ -751,6 +879,7 @@
         <w:t xml:space="preserve">  &lt;</w:t>
       </w:r>
       <w:proofErr w:type="spellStart"/>
+      <w:proofErr w:type="gramStart"/>
       <w:r>
         <w:rPr>
           <w:rFonts w:ascii="Courier New" w:eastAsia="Times New Roman" w:hAnsi="Courier New" w:cs="Courier New"/>
@@ -760,6 +889,7 @@
         <w:t>tr</w:t>
       </w:r>
       <w:proofErr w:type="spellEnd"/>
+      <w:proofErr w:type="gramEnd"/>
       <w:r>
         <w:rPr>
           <w:rFonts w:ascii="Courier New" w:eastAsia="Times New Roman" w:hAnsi="Courier New" w:cs="Courier New"/>
@@ -807,6 +937,7 @@
         <w:t xml:space="preserve">    &lt;</w:t>
       </w:r>
       <w:proofErr w:type="spellStart"/>
+      <w:proofErr w:type="gramStart"/>
       <w:r>
         <w:rPr>
           <w:rFonts w:ascii="Courier New" w:eastAsia="Times New Roman" w:hAnsi="Courier New" w:cs="Courier New"/>
@@ -822,7 +953,16 @@
           <w:sz w:val="18"/>
           <w:lang w:eastAsia="en-IN"/>
         </w:rPr>
-        <w:t>&gt;Roll No&lt;/</w:t>
+        <w:t>&gt;</w:t>
+      </w:r>
+      <w:proofErr w:type="gramEnd"/>
+      <w:r>
+        <w:rPr>
+          <w:rFonts w:ascii="Courier New" w:eastAsia="Times New Roman" w:hAnsi="Courier New" w:cs="Courier New"/>
+          <w:sz w:val="18"/>
+          <w:lang w:eastAsia="en-IN"/>
+        </w:rPr>
+        <w:t>Roll No&lt;/</w:t>
       </w:r>
       <w:proofErr w:type="spellStart"/>
       <w:r>
@@ -881,6 +1021,7 @@
         <w:t xml:space="preserve">    &lt;</w:t>
       </w:r>
       <w:proofErr w:type="spellStart"/>
+      <w:proofErr w:type="gramStart"/>
       <w:r>
         <w:rPr>
           <w:rFonts w:ascii="Courier New" w:eastAsia="Times New Roman" w:hAnsi="Courier New" w:cs="Courier New"/>
@@ -896,7 +1037,16 @@
           <w:sz w:val="18"/>
           <w:lang w:eastAsia="en-IN"/>
         </w:rPr>
-        <w:t>&gt;Name&lt;/</w:t>
+        <w:t>&gt;</w:t>
+      </w:r>
+      <w:proofErr w:type="gramEnd"/>
+      <w:r>
+        <w:rPr>
+          <w:rFonts w:ascii="Courier New" w:eastAsia="Times New Roman" w:hAnsi="Courier New" w:cs="Courier New"/>
+          <w:sz w:val="18"/>
+          <w:lang w:eastAsia="en-IN"/>
+        </w:rPr>
+        <w:t>Name&lt;/</w:t>
       </w:r>
       <w:proofErr w:type="spellStart"/>
       <w:r>
@@ -955,6 +1105,7 @@
         <w:t xml:space="preserve">  &lt;/</w:t>
       </w:r>
       <w:proofErr w:type="spellStart"/>
+      <w:proofErr w:type="gramStart"/>
       <w:r>
         <w:rPr>
           <w:rFonts w:ascii="Courier New" w:eastAsia="Times New Roman" w:hAnsi="Courier New" w:cs="Courier New"/>
@@ -964,6 +1115,7 @@
         <w:t>tr</w:t>
       </w:r>
       <w:proofErr w:type="spellEnd"/>
+      <w:proofErr w:type="gramEnd"/>
       <w:r>
         <w:rPr>
           <w:rFonts w:ascii="Courier New" w:eastAsia="Times New Roman" w:hAnsi="Courier New" w:cs="Courier New"/>
@@ -1011,6 +1163,7 @@
         <w:t xml:space="preserve">  &lt;</w:t>
       </w:r>
       <w:proofErr w:type="spellStart"/>
+      <w:proofErr w:type="gramStart"/>
       <w:r>
         <w:rPr>
           <w:rFonts w:ascii="Courier New" w:eastAsia="Times New Roman" w:hAnsi="Courier New" w:cs="Courier New"/>
@@ -1020,6 +1173,7 @@
         <w:t>tr</w:t>
       </w:r>
       <w:proofErr w:type="spellEnd"/>
+      <w:proofErr w:type="gramEnd"/>
       <w:r>
         <w:rPr>
           <w:rFonts w:ascii="Courier New" w:eastAsia="Times New Roman" w:hAnsi="Courier New" w:cs="Courier New"/>
@@ -1064,7 +1218,25 @@
           <w:sz w:val="18"/>
           <w:lang w:eastAsia="en-IN"/>
         </w:rPr>
-        <w:t xml:space="preserve">    &lt;td&gt;101&lt;/td&gt;</w:t>
+        <w:t xml:space="preserve">    &lt;</w:t>
+      </w:r>
+      <w:proofErr w:type="gramStart"/>
+      <w:r>
+        <w:rPr>
+          <w:rFonts w:ascii="Courier New" w:eastAsia="Times New Roman" w:hAnsi="Courier New" w:cs="Courier New"/>
+          <w:sz w:val="18"/>
+          <w:lang w:eastAsia="en-IN"/>
+        </w:rPr>
+        <w:t>td&gt;</w:t>
+      </w:r>
+      <w:proofErr w:type="gramEnd"/>
+      <w:r>
+        <w:rPr>
+          <w:rFonts w:ascii="Courier New" w:eastAsia="Times New Roman" w:hAnsi="Courier New" w:cs="Courier New"/>
+          <w:sz w:val="18"/>
+          <w:lang w:eastAsia="en-IN"/>
+        </w:rPr>
+        <w:t>101&lt;/td&gt;</w:t>
       </w:r>
     </w:p>
     <w:p>
@@ -1102,8 +1274,18 @@
           <w:sz w:val="18"/>
           <w:lang w:eastAsia="en-IN"/>
         </w:rPr>
-        <w:t xml:space="preserve">    &lt;td&gt;</w:t>
-      </w:r>
+        <w:t xml:space="preserve">    &lt;</w:t>
+      </w:r>
+      <w:proofErr w:type="gramStart"/>
+      <w:r>
+        <w:rPr>
+          <w:rFonts w:ascii="Courier New" w:eastAsia="Times New Roman" w:hAnsi="Courier New" w:cs="Courier New"/>
+          <w:sz w:val="18"/>
+          <w:lang w:eastAsia="en-IN"/>
+        </w:rPr>
+        <w:t>td&gt;</w:t>
+      </w:r>
+      <w:proofErr w:type="gramEnd"/>
       <w:r>
         <w:rPr>
           <w:rFonts w:ascii="Courier New" w:eastAsia="Times New Roman" w:hAnsi="Courier New" w:cs="Courier New"/>
@@ -1159,6 +1341,7 @@
         <w:t xml:space="preserve">  &lt;/</w:t>
       </w:r>
       <w:proofErr w:type="spellStart"/>
+      <w:proofErr w:type="gramStart"/>
       <w:r>
         <w:rPr>
           <w:rFonts w:ascii="Courier New" w:eastAsia="Times New Roman" w:hAnsi="Courier New" w:cs="Courier New"/>
@@ -1168,6 +1351,7 @@
         <w:t>tr</w:t>
       </w:r>
       <w:proofErr w:type="spellEnd"/>
+      <w:proofErr w:type="gramEnd"/>
       <w:r>
         <w:rPr>
           <w:rFonts w:ascii="Courier New" w:eastAsia="Times New Roman" w:hAnsi="Courier New" w:cs="Courier New"/>
@@ -1215,6 +1399,7 @@
         <w:t xml:space="preserve">  &lt;</w:t>
       </w:r>
       <w:proofErr w:type="spellStart"/>
+      <w:proofErr w:type="gramStart"/>
       <w:r>
         <w:rPr>
           <w:rFonts w:ascii="Courier New" w:eastAsia="Times New Roman" w:hAnsi="Courier New" w:cs="Courier New"/>
@@ -1224,6 +1409,7 @@
         <w:t>tr</w:t>
       </w:r>
       <w:proofErr w:type="spellEnd"/>
+      <w:proofErr w:type="gramEnd"/>
       <w:r>
         <w:rPr>
           <w:rFonts w:ascii="Courier New" w:eastAsia="Times New Roman" w:hAnsi="Courier New" w:cs="Courier New"/>
@@ -1268,7 +1454,25 @@
           <w:sz w:val="18"/>
           <w:lang w:eastAsia="en-IN"/>
         </w:rPr>
-        <w:t xml:space="preserve">    &lt;td&gt;102&lt;/td&gt;</w:t>
+        <w:t xml:space="preserve">    &lt;</w:t>
+      </w:r>
+      <w:proofErr w:type="gramStart"/>
+      <w:r>
+        <w:rPr>
+          <w:rFonts w:ascii="Courier New" w:eastAsia="Times New Roman" w:hAnsi="Courier New" w:cs="Courier New"/>
+          <w:sz w:val="18"/>
+          <w:lang w:eastAsia="en-IN"/>
+        </w:rPr>
+        <w:t>td&gt;</w:t>
+      </w:r>
+      <w:proofErr w:type="gramEnd"/>
+      <w:r>
+        <w:rPr>
+          <w:rFonts w:ascii="Courier New" w:eastAsia="Times New Roman" w:hAnsi="Courier New" w:cs="Courier New"/>
+          <w:sz w:val="18"/>
+          <w:lang w:eastAsia="en-IN"/>
+        </w:rPr>
+        <w:t>102&lt;/td&gt;</w:t>
       </w:r>
     </w:p>
     <w:p>
@@ -1306,8 +1510,18 @@
           <w:sz w:val="18"/>
           <w:lang w:eastAsia="en-IN"/>
         </w:rPr>
-        <w:t xml:space="preserve">    &lt;td&gt;</w:t>
-      </w:r>
+        <w:t xml:space="preserve">    &lt;</w:t>
+      </w:r>
+      <w:proofErr w:type="gramStart"/>
+      <w:r>
+        <w:rPr>
+          <w:rFonts w:ascii="Courier New" w:eastAsia="Times New Roman" w:hAnsi="Courier New" w:cs="Courier New"/>
+          <w:sz w:val="18"/>
+          <w:lang w:eastAsia="en-IN"/>
+        </w:rPr>
+        <w:t>td&gt;</w:t>
+      </w:r>
+      <w:proofErr w:type="gramEnd"/>
       <w:r>
         <w:rPr>
           <w:rFonts w:ascii="Courier New" w:eastAsia="Times New Roman" w:hAnsi="Courier New" w:cs="Courier New"/>
@@ -1363,6 +1577,7 @@
         <w:t xml:space="preserve">  &lt;/</w:t>
       </w:r>
       <w:proofErr w:type="spellStart"/>
+      <w:proofErr w:type="gramStart"/>
       <w:r>
         <w:rPr>
           <w:rFonts w:ascii="Courier New" w:eastAsia="Times New Roman" w:hAnsi="Courier New" w:cs="Courier New"/>
@@ -1372,6 +1587,7 @@
         <w:t>tr</w:t>
       </w:r>
       <w:proofErr w:type="spellEnd"/>
+      <w:proofErr w:type="gramEnd"/>
       <w:r>
         <w:rPr>
           <w:rFonts w:ascii="Courier New" w:eastAsia="Times New Roman" w:hAnsi="Courier New" w:cs="Courier New"/>
@@ -1467,6 +1683,7 @@
         <w:t>&lt;</w:t>
       </w:r>
       <w:proofErr w:type="spellStart"/>
+      <w:proofErr w:type="gramStart"/>
       <w:r>
         <w:rPr>
           <w:rFonts w:ascii="Courier New" w:eastAsia="Times New Roman" w:hAnsi="Courier New" w:cs="Courier New"/>
@@ -1476,6 +1693,7 @@
         <w:t>th</w:t>
       </w:r>
       <w:proofErr w:type="spellEnd"/>
+      <w:proofErr w:type="gramEnd"/>
       <w:r>
         <w:rPr>
           <w:rFonts w:ascii="Courier New" w:eastAsia="Times New Roman" w:hAnsi="Courier New" w:cs="Courier New"/>
@@ -1746,6 +1964,7 @@
         <w:t>&lt;</w:t>
       </w:r>
       <w:proofErr w:type="spellStart"/>
+      <w:proofErr w:type="gramStart"/>
       <w:r>
         <w:rPr>
           <w:rFonts w:ascii="Courier New" w:eastAsia="Times New Roman" w:hAnsi="Courier New" w:cs="Courier New"/>
@@ -1755,6 +1974,7 @@
         <w:t>ol</w:t>
       </w:r>
       <w:proofErr w:type="spellEnd"/>
+      <w:proofErr w:type="gramEnd"/>
       <w:r>
         <w:rPr>
           <w:rFonts w:ascii="Courier New" w:eastAsia="Times New Roman" w:hAnsi="Courier New" w:cs="Courier New"/>
@@ -1807,7 +2027,25 @@
           <w:sz w:val="18"/>
           <w:lang w:eastAsia="en-IN"/>
         </w:rPr>
-        <w:t>&lt;li&gt;HTML&lt;/li&gt;</w:t>
+        <w:t>&lt;</w:t>
+      </w:r>
+      <w:proofErr w:type="gramStart"/>
+      <w:r>
+        <w:rPr>
+          <w:rFonts w:ascii="Courier New" w:eastAsia="Times New Roman" w:hAnsi="Courier New" w:cs="Courier New"/>
+          <w:sz w:val="18"/>
+          <w:lang w:eastAsia="en-IN"/>
+        </w:rPr>
+        <w:t>li&gt;</w:t>
+      </w:r>
+      <w:proofErr w:type="gramEnd"/>
+      <w:r>
+        <w:rPr>
+          <w:rFonts w:ascii="Courier New" w:eastAsia="Times New Roman" w:hAnsi="Courier New" w:cs="Courier New"/>
+          <w:sz w:val="18"/>
+          <w:lang w:eastAsia="en-IN"/>
+        </w:rPr>
+        <w:t>HTML&lt;/li&gt;</w:t>
       </w:r>
     </w:p>
     <w:p>
@@ -1853,7 +2091,25 @@
           <w:sz w:val="18"/>
           <w:lang w:eastAsia="en-IN"/>
         </w:rPr>
-        <w:t>&lt;li&gt;CSS&lt;/li&gt;</w:t>
+        <w:t>&lt;</w:t>
+      </w:r>
+      <w:proofErr w:type="gramStart"/>
+      <w:r>
+        <w:rPr>
+          <w:rFonts w:ascii="Courier New" w:eastAsia="Times New Roman" w:hAnsi="Courier New" w:cs="Courier New"/>
+          <w:sz w:val="18"/>
+          <w:lang w:eastAsia="en-IN"/>
+        </w:rPr>
+        <w:t>li&gt;</w:t>
+      </w:r>
+      <w:proofErr w:type="gramEnd"/>
+      <w:r>
+        <w:rPr>
+          <w:rFonts w:ascii="Courier New" w:eastAsia="Times New Roman" w:hAnsi="Courier New" w:cs="Courier New"/>
+          <w:sz w:val="18"/>
+          <w:lang w:eastAsia="en-IN"/>
+        </w:rPr>
+        <w:t>CSS&lt;/li&gt;</w:t>
       </w:r>
     </w:p>
     <w:p>
@@ -2022,6 +2278,7 @@
         <w:t>&lt;</w:t>
       </w:r>
       <w:proofErr w:type="spellStart"/>
+      <w:proofErr w:type="gramStart"/>
       <w:r>
         <w:rPr>
           <w:rFonts w:ascii="Courier New" w:eastAsia="Times New Roman" w:hAnsi="Courier New" w:cs="Courier New"/>
@@ -2031,6 +2288,7 @@
         <w:t>ul</w:t>
       </w:r>
       <w:proofErr w:type="spellEnd"/>
+      <w:proofErr w:type="gramEnd"/>
       <w:r>
         <w:rPr>
           <w:rFonts w:ascii="Courier New" w:eastAsia="Times New Roman" w:hAnsi="Courier New" w:cs="Courier New"/>
@@ -2083,7 +2341,25 @@
           <w:sz w:val="18"/>
           <w:lang w:eastAsia="en-IN"/>
         </w:rPr>
-        <w:t>&lt;li&gt;Apple&lt;/li&gt;</w:t>
+        <w:t>&lt;</w:t>
+      </w:r>
+      <w:proofErr w:type="gramStart"/>
+      <w:r>
+        <w:rPr>
+          <w:rFonts w:ascii="Courier New" w:eastAsia="Times New Roman" w:hAnsi="Courier New" w:cs="Courier New"/>
+          <w:sz w:val="18"/>
+          <w:lang w:eastAsia="en-IN"/>
+        </w:rPr>
+        <w:t>li&gt;</w:t>
+      </w:r>
+      <w:proofErr w:type="gramEnd"/>
+      <w:r>
+        <w:rPr>
+          <w:rFonts w:ascii="Courier New" w:eastAsia="Times New Roman" w:hAnsi="Courier New" w:cs="Courier New"/>
+          <w:sz w:val="18"/>
+          <w:lang w:eastAsia="en-IN"/>
+        </w:rPr>
+        <w:t>Apple&lt;/li&gt;</w:t>
       </w:r>
     </w:p>
     <w:p>
@@ -2129,7 +2405,25 @@
           <w:sz w:val="18"/>
           <w:lang w:eastAsia="en-IN"/>
         </w:rPr>
-        <w:t>&lt;li&gt;Banana&lt;/li&gt;</w:t>
+        <w:t>&lt;</w:t>
+      </w:r>
+      <w:proofErr w:type="gramStart"/>
+      <w:r>
+        <w:rPr>
+          <w:rFonts w:ascii="Courier New" w:eastAsia="Times New Roman" w:hAnsi="Courier New" w:cs="Courier New"/>
+          <w:sz w:val="18"/>
+          <w:lang w:eastAsia="en-IN"/>
+        </w:rPr>
+        <w:t>li&gt;</w:t>
+      </w:r>
+      <w:proofErr w:type="gramEnd"/>
+      <w:r>
+        <w:rPr>
+          <w:rFonts w:ascii="Courier New" w:eastAsia="Times New Roman" w:hAnsi="Courier New" w:cs="Courier New"/>
+          <w:sz w:val="18"/>
+          <w:lang w:eastAsia="en-IN"/>
+        </w:rPr>
+        <w:t>Banana&lt;/li&gt;</w:t>
       </w:r>
     </w:p>
     <w:p>
@@ -2270,7 +2564,25 @@
           <w:sz w:val="18"/>
           <w:lang w:eastAsia="en-IN"/>
         </w:rPr>
-        <w:t>&lt;dl&gt;</w:t>
+        <w:t>&lt;</w:t>
+      </w:r>
+      <w:proofErr w:type="gramStart"/>
+      <w:r>
+        <w:rPr>
+          <w:rFonts w:ascii="Courier New" w:eastAsia="Times New Roman" w:hAnsi="Courier New" w:cs="Courier New"/>
+          <w:sz w:val="18"/>
+          <w:lang w:eastAsia="en-IN"/>
+        </w:rPr>
+        <w:t>dl</w:t>
+      </w:r>
+      <w:proofErr w:type="gramEnd"/>
+      <w:r>
+        <w:rPr>
+          <w:rFonts w:ascii="Courier New" w:eastAsia="Times New Roman" w:hAnsi="Courier New" w:cs="Courier New"/>
+          <w:sz w:val="18"/>
+          <w:lang w:eastAsia="en-IN"/>
+        </w:rPr>
+        <w:t>&gt;</w:t>
       </w:r>
     </w:p>
     <w:p>
@@ -2319,6 +2631,7 @@
         <w:t>&lt;</w:t>
       </w:r>
       <w:proofErr w:type="spellStart"/>
+      <w:proofErr w:type="gramStart"/>
       <w:r>
         <w:rPr>
           <w:rFonts w:ascii="Courier New" w:eastAsia="Times New Roman" w:hAnsi="Courier New" w:cs="Courier New"/>
@@ -2334,7 +2647,16 @@
           <w:sz w:val="18"/>
           <w:lang w:eastAsia="en-IN"/>
         </w:rPr>
-        <w:t>&gt;HTML&lt;/</w:t>
+        <w:t>&gt;</w:t>
+      </w:r>
+      <w:proofErr w:type="gramEnd"/>
+      <w:r>
+        <w:rPr>
+          <w:rFonts w:ascii="Courier New" w:eastAsia="Times New Roman" w:hAnsi="Courier New" w:cs="Courier New"/>
+          <w:sz w:val="18"/>
+          <w:lang w:eastAsia="en-IN"/>
+        </w:rPr>
+        <w:t>HTML&lt;/</w:t>
       </w:r>
       <w:proofErr w:type="spellStart"/>
       <w:r>
@@ -2401,6 +2723,7 @@
         <w:t>&lt;</w:t>
       </w:r>
       <w:proofErr w:type="spellStart"/>
+      <w:proofErr w:type="gramStart"/>
       <w:r>
         <w:rPr>
           <w:rFonts w:ascii="Courier New" w:eastAsia="Times New Roman" w:hAnsi="Courier New" w:cs="Courier New"/>
@@ -2419,6 +2742,7 @@
         <w:t>&gt;</w:t>
       </w:r>
       <w:proofErr w:type="spellStart"/>
+      <w:proofErr w:type="gramEnd"/>
       <w:r>
         <w:rPr>
           <w:rFonts w:ascii="Courier New" w:eastAsia="Times New Roman" w:hAnsi="Courier New" w:cs="Courier New"/>
@@ -3295,6 +3619,7 @@
         </w:rPr>
         <w:t xml:space="preserve">ordered list and unordered list. </w:t>
       </w:r>
+      <w:proofErr w:type="gramStart"/>
       <w:r>
         <w:rPr>
           <w:rFonts w:eastAsia="Times New Roman" w:cstheme="minorHAnsi"/>
@@ -3305,7 +3630,20 @@
           <w:u w:val="single"/>
           <w:lang w:eastAsia="en-IN"/>
         </w:rPr>
-        <w:t xml:space="preserve">[ see Q3 ] </w:t>
+        <w:t>[ see</w:t>
+      </w:r>
+      <w:proofErr w:type="gramEnd"/>
+      <w:r>
+        <w:rPr>
+          <w:rFonts w:eastAsia="Times New Roman" w:cstheme="minorHAnsi"/>
+          <w:b/>
+          <w:bCs/>
+          <w:sz w:val="24"/>
+          <w:highlight w:val="cyan"/>
+          <w:u w:val="single"/>
+          <w:lang w:eastAsia="en-IN"/>
+        </w:rPr>
+        <w:t xml:space="preserve"> Q3 ] </w:t>
       </w:r>
       <w:r>
         <w:rPr>
@@ -3493,7 +3831,25 @@
           <w:sz w:val="18"/>
           <w:lang w:eastAsia="en-IN"/>
         </w:rPr>
-        <w:t xml:space="preserve">  &lt;!-- form components --&gt;</w:t>
+        <w:t xml:space="preserve">  </w:t>
+      </w:r>
+      <w:proofErr w:type="gramStart"/>
+      <w:r>
+        <w:rPr>
+          <w:rFonts w:ascii="Courier New" w:eastAsia="Times New Roman" w:hAnsi="Courier New" w:cs="Courier New"/>
+          <w:sz w:val="18"/>
+          <w:lang w:eastAsia="en-IN"/>
+        </w:rPr>
+        <w:t>&lt;!--</w:t>
+      </w:r>
+      <w:proofErr w:type="gramEnd"/>
+      <w:r>
+        <w:rPr>
+          <w:rFonts w:ascii="Courier New" w:eastAsia="Times New Roman" w:hAnsi="Courier New" w:cs="Courier New"/>
+          <w:sz w:val="18"/>
+          <w:lang w:eastAsia="en-IN"/>
+        </w:rPr>
+        <w:t xml:space="preserve"> form components --&gt;</w:t>
       </w:r>
     </w:p>
     <w:p>
@@ -3908,7 +4264,23 @@
           <w:rFonts w:eastAsia="Times New Roman" w:cstheme="minorHAnsi"/>
           <w:lang w:eastAsia="en-IN"/>
         </w:rPr>
-        <w:t>&lt;option&gt;Male&lt;/option&gt;</w:t>
+        <w:t>&lt;</w:t>
+      </w:r>
+      <w:proofErr w:type="gramStart"/>
+      <w:r>
+        <w:rPr>
+          <w:rFonts w:eastAsia="Times New Roman" w:cstheme="minorHAnsi"/>
+          <w:lang w:eastAsia="en-IN"/>
+        </w:rPr>
+        <w:t>option&gt;</w:t>
+      </w:r>
+      <w:proofErr w:type="gramEnd"/>
+      <w:r>
+        <w:rPr>
+          <w:rFonts w:eastAsia="Times New Roman" w:cstheme="minorHAnsi"/>
+          <w:lang w:eastAsia="en-IN"/>
+        </w:rPr>
+        <w:t>Male&lt;/option&gt;</w:t>
       </w:r>
     </w:p>
     <w:p>
@@ -3951,7 +4323,23 @@
           <w:rFonts w:eastAsia="Times New Roman" w:cstheme="minorHAnsi"/>
           <w:lang w:eastAsia="en-IN"/>
         </w:rPr>
-        <w:t>&lt;option&gt;Female&lt;/option&gt;</w:t>
+        <w:t>&lt;</w:t>
+      </w:r>
+      <w:proofErr w:type="gramStart"/>
+      <w:r>
+        <w:rPr>
+          <w:rFonts w:eastAsia="Times New Roman" w:cstheme="minorHAnsi"/>
+          <w:lang w:eastAsia="en-IN"/>
+        </w:rPr>
+        <w:t>option&gt;</w:t>
+      </w:r>
+      <w:proofErr w:type="gramEnd"/>
+      <w:r>
+        <w:rPr>
+          <w:rFonts w:eastAsia="Times New Roman" w:cstheme="minorHAnsi"/>
+          <w:lang w:eastAsia="en-IN"/>
+        </w:rPr>
+        <w:t>Female&lt;/option&gt;</w:t>
       </w:r>
     </w:p>
     <w:p>
@@ -4059,6 +4447,7 @@
           <w:lang w:eastAsia="en-IN"/>
         </w:rPr>
       </w:pPr>
+      <w:bookmarkStart w:id="0" w:name="_GoBack"/>
       <w:r>
         <w:rPr>
           <w:rFonts w:eastAsia="Times New Roman" w:cstheme="minorHAnsi"/>
@@ -4066,6 +4455,7 @@
         </w:rPr>
         <w:t>Forms are essential for tasks like login, registration, feedback, and search.</w:t>
       </w:r>
+      <w:bookmarkEnd w:id="0"/>
       <w:r>
         <w:rPr>
           <w:rFonts w:eastAsia="Times New Roman" w:cstheme="minorHAnsi"/>
@@ -4719,13 +5109,23 @@
           <w:lang w:eastAsia="en-IN"/>
         </w:rPr>
       </w:pPr>
-      <w:r>
-        <w:rPr>
-          <w:rFonts w:ascii="Courier New" w:eastAsia="Times New Roman" w:hAnsi="Courier New" w:cs="Courier New"/>
-          <w:sz w:val="18"/>
-          <w:lang w:eastAsia="en-IN"/>
-        </w:rPr>
-        <w:t>&lt;!DOCTYPE html&gt;</w:t>
+      <w:proofErr w:type="gramStart"/>
+      <w:r>
+        <w:rPr>
+          <w:rFonts w:ascii="Courier New" w:eastAsia="Times New Roman" w:hAnsi="Courier New" w:cs="Courier New"/>
+          <w:sz w:val="18"/>
+          <w:lang w:eastAsia="en-IN"/>
+        </w:rPr>
+        <w:t>&lt;!DOCTYPE</w:t>
+      </w:r>
+      <w:proofErr w:type="gramEnd"/>
+      <w:r>
+        <w:rPr>
+          <w:rFonts w:ascii="Courier New" w:eastAsia="Times New Roman" w:hAnsi="Courier New" w:cs="Courier New"/>
+          <w:sz w:val="18"/>
+          <w:lang w:eastAsia="en-IN"/>
+        </w:rPr>
+        <w:t xml:space="preserve"> html&gt;</w:t>
       </w:r>
     </w:p>
     <w:p>
@@ -4763,7 +5163,25 @@
           <w:sz w:val="18"/>
           <w:lang w:eastAsia="en-IN"/>
         </w:rPr>
-        <w:t>&lt;html&gt;</w:t>
+        <w:t>&lt;</w:t>
+      </w:r>
+      <w:proofErr w:type="gramStart"/>
+      <w:r>
+        <w:rPr>
+          <w:rFonts w:ascii="Courier New" w:eastAsia="Times New Roman" w:hAnsi="Courier New" w:cs="Courier New"/>
+          <w:sz w:val="18"/>
+          <w:lang w:eastAsia="en-IN"/>
+        </w:rPr>
+        <w:t>html</w:t>
+      </w:r>
+      <w:proofErr w:type="gramEnd"/>
+      <w:r>
+        <w:rPr>
+          <w:rFonts w:ascii="Courier New" w:eastAsia="Times New Roman" w:hAnsi="Courier New" w:cs="Courier New"/>
+          <w:sz w:val="18"/>
+          <w:lang w:eastAsia="en-IN"/>
+        </w:rPr>
+        <w:t>&gt;</w:t>
       </w:r>
     </w:p>
     <w:p>
@@ -4801,7 +5219,25 @@
           <w:sz w:val="18"/>
           <w:lang w:eastAsia="en-IN"/>
         </w:rPr>
-        <w:t xml:space="preserve">  &lt;head&gt;</w:t>
+        <w:t xml:space="preserve">  &lt;</w:t>
+      </w:r>
+      <w:proofErr w:type="gramStart"/>
+      <w:r>
+        <w:rPr>
+          <w:rFonts w:ascii="Courier New" w:eastAsia="Times New Roman" w:hAnsi="Courier New" w:cs="Courier New"/>
+          <w:sz w:val="18"/>
+          <w:lang w:eastAsia="en-IN"/>
+        </w:rPr>
+        <w:t>head</w:t>
+      </w:r>
+      <w:proofErr w:type="gramEnd"/>
+      <w:r>
+        <w:rPr>
+          <w:rFonts w:ascii="Courier New" w:eastAsia="Times New Roman" w:hAnsi="Courier New" w:cs="Courier New"/>
+          <w:sz w:val="18"/>
+          <w:lang w:eastAsia="en-IN"/>
+        </w:rPr>
+        <w:t>&gt;</w:t>
       </w:r>
     </w:p>
     <w:p>
@@ -4839,7 +5275,25 @@
           <w:sz w:val="18"/>
           <w:lang w:eastAsia="en-IN"/>
         </w:rPr>
-        <w:t xml:space="preserve">    &lt;meta charset="UTF-8"&gt;</w:t>
+        <w:t xml:space="preserve">    &lt;</w:t>
+      </w:r>
+      <w:proofErr w:type="gramStart"/>
+      <w:r>
+        <w:rPr>
+          <w:rFonts w:ascii="Courier New" w:eastAsia="Times New Roman" w:hAnsi="Courier New" w:cs="Courier New"/>
+          <w:sz w:val="18"/>
+          <w:lang w:eastAsia="en-IN"/>
+        </w:rPr>
+        <w:t>meta</w:t>
+      </w:r>
+      <w:proofErr w:type="gramEnd"/>
+      <w:r>
+        <w:rPr>
+          <w:rFonts w:ascii="Courier New" w:eastAsia="Times New Roman" w:hAnsi="Courier New" w:cs="Courier New"/>
+          <w:sz w:val="18"/>
+          <w:lang w:eastAsia="en-IN"/>
+        </w:rPr>
+        <w:t xml:space="preserve"> charset="UTF-8"&gt;</w:t>
       </w:r>
     </w:p>
     <w:p>
@@ -4877,7 +5331,25 @@
           <w:sz w:val="18"/>
           <w:lang w:eastAsia="en-IN"/>
         </w:rPr>
-        <w:t xml:space="preserve">    &lt;title&gt;My Webpage&lt;/title&gt;</w:t>
+        <w:t xml:space="preserve">    &lt;</w:t>
+      </w:r>
+      <w:proofErr w:type="gramStart"/>
+      <w:r>
+        <w:rPr>
+          <w:rFonts w:ascii="Courier New" w:eastAsia="Times New Roman" w:hAnsi="Courier New" w:cs="Courier New"/>
+          <w:sz w:val="18"/>
+          <w:lang w:eastAsia="en-IN"/>
+        </w:rPr>
+        <w:t>title&gt;</w:t>
+      </w:r>
+      <w:proofErr w:type="gramEnd"/>
+      <w:r>
+        <w:rPr>
+          <w:rFonts w:ascii="Courier New" w:eastAsia="Times New Roman" w:hAnsi="Courier New" w:cs="Courier New"/>
+          <w:sz w:val="18"/>
+          <w:lang w:eastAsia="en-IN"/>
+        </w:rPr>
+        <w:t>My Webpage&lt;/title&gt;</w:t>
       </w:r>
     </w:p>
     <w:p>
@@ -4953,7 +5425,25 @@
           <w:sz w:val="18"/>
           <w:lang w:eastAsia="en-IN"/>
         </w:rPr>
-        <w:t xml:space="preserve">  &lt;body&gt;</w:t>
+        <w:t xml:space="preserve">  &lt;</w:t>
+      </w:r>
+      <w:proofErr w:type="gramStart"/>
+      <w:r>
+        <w:rPr>
+          <w:rFonts w:ascii="Courier New" w:eastAsia="Times New Roman" w:hAnsi="Courier New" w:cs="Courier New"/>
+          <w:sz w:val="18"/>
+          <w:lang w:eastAsia="en-IN"/>
+        </w:rPr>
+        <w:t>body</w:t>
+      </w:r>
+      <w:proofErr w:type="gramEnd"/>
+      <w:r>
+        <w:rPr>
+          <w:rFonts w:ascii="Courier New" w:eastAsia="Times New Roman" w:hAnsi="Courier New" w:cs="Courier New"/>
+          <w:sz w:val="18"/>
+          <w:lang w:eastAsia="en-IN"/>
+        </w:rPr>
+        <w:t>&gt;</w:t>
       </w:r>
     </w:p>
     <w:p>
@@ -4991,7 +5481,25 @@
           <w:sz w:val="18"/>
           <w:lang w:eastAsia="en-IN"/>
         </w:rPr>
-        <w:t xml:space="preserve">    &lt;header&gt;</w:t>
+        <w:t xml:space="preserve">    &lt;</w:t>
+      </w:r>
+      <w:proofErr w:type="gramStart"/>
+      <w:r>
+        <w:rPr>
+          <w:rFonts w:ascii="Courier New" w:eastAsia="Times New Roman" w:hAnsi="Courier New" w:cs="Courier New"/>
+          <w:sz w:val="18"/>
+          <w:lang w:eastAsia="en-IN"/>
+        </w:rPr>
+        <w:t>header</w:t>
+      </w:r>
+      <w:proofErr w:type="gramEnd"/>
+      <w:r>
+        <w:rPr>
+          <w:rFonts w:ascii="Courier New" w:eastAsia="Times New Roman" w:hAnsi="Courier New" w:cs="Courier New"/>
+          <w:sz w:val="18"/>
+          <w:lang w:eastAsia="en-IN"/>
+        </w:rPr>
+        <w:t>&gt;</w:t>
       </w:r>
     </w:p>
     <w:p>
@@ -5146,6 +5654,7 @@
         <w:t xml:space="preserve">    &lt;</w:t>
       </w:r>
       <w:proofErr w:type="spellStart"/>
+      <w:proofErr w:type="gramStart"/>
       <w:r>
         <w:rPr>
           <w:rFonts w:ascii="Courier New" w:eastAsia="Times New Roman" w:hAnsi="Courier New" w:cs="Courier New"/>
@@ -5155,6 +5664,7 @@
         <w:t>nav</w:t>
       </w:r>
       <w:proofErr w:type="spellEnd"/>
+      <w:proofErr w:type="gramEnd"/>
       <w:r>
         <w:rPr>
           <w:rFonts w:ascii="Courier New" w:eastAsia="Times New Roman" w:hAnsi="Courier New" w:cs="Courier New"/>
@@ -5405,7 +5915,25 @@
           <w:sz w:val="18"/>
           <w:lang w:eastAsia="en-IN"/>
         </w:rPr>
-        <w:t xml:space="preserve">    &lt;section&gt;</w:t>
+        <w:t xml:space="preserve">    &lt;</w:t>
+      </w:r>
+      <w:proofErr w:type="gramStart"/>
+      <w:r>
+        <w:rPr>
+          <w:rFonts w:ascii="Courier New" w:eastAsia="Times New Roman" w:hAnsi="Courier New" w:cs="Courier New"/>
+          <w:sz w:val="18"/>
+          <w:lang w:eastAsia="en-IN"/>
+        </w:rPr>
+        <w:t>section</w:t>
+      </w:r>
+      <w:proofErr w:type="gramEnd"/>
+      <w:r>
+        <w:rPr>
+          <w:rFonts w:ascii="Courier New" w:eastAsia="Times New Roman" w:hAnsi="Courier New" w:cs="Courier New"/>
+          <w:sz w:val="18"/>
+          <w:lang w:eastAsia="en-IN"/>
+        </w:rPr>
+        <w:t>&gt;</w:t>
       </w:r>
     </w:p>
     <w:p>
@@ -5443,7 +5971,25 @@
           <w:sz w:val="18"/>
           <w:lang w:eastAsia="en-IN"/>
         </w:rPr>
-        <w:t xml:space="preserve">      &lt;h2&gt;About&lt;/h2&gt;</w:t>
+        <w:t xml:space="preserve">      &lt;h2&gt;</w:t>
+      </w:r>
+      <w:proofErr w:type="gramStart"/>
+      <w:r>
+        <w:rPr>
+          <w:rFonts w:ascii="Courier New" w:eastAsia="Times New Roman" w:hAnsi="Courier New" w:cs="Courier New"/>
+          <w:sz w:val="18"/>
+          <w:lang w:eastAsia="en-IN"/>
+        </w:rPr>
+        <w:t>About</w:t>
+      </w:r>
+      <w:proofErr w:type="gramEnd"/>
+      <w:r>
+        <w:rPr>
+          <w:rFonts w:ascii="Courier New" w:eastAsia="Times New Roman" w:hAnsi="Courier New" w:cs="Courier New"/>
+          <w:sz w:val="18"/>
+          <w:lang w:eastAsia="en-IN"/>
+        </w:rPr>
+        <w:t>&lt;/h2&gt;</w:t>
       </w:r>
     </w:p>
     <w:p>
@@ -5481,7 +6027,25 @@
           <w:sz w:val="18"/>
           <w:lang w:eastAsia="en-IN"/>
         </w:rPr>
-        <w:t xml:space="preserve">      &lt;p&gt;This is a sample HTML5 structure.&lt;/p&gt;</w:t>
+        <w:t xml:space="preserve">      &lt;p&gt;This is a sample HTML5 structure</w:t>
+      </w:r>
+      <w:proofErr w:type="gramStart"/>
+      <w:r>
+        <w:rPr>
+          <w:rFonts w:ascii="Courier New" w:eastAsia="Times New Roman" w:hAnsi="Courier New" w:cs="Courier New"/>
+          <w:sz w:val="18"/>
+          <w:lang w:eastAsia="en-IN"/>
+        </w:rPr>
+        <w:t>.&lt;</w:t>
+      </w:r>
+      <w:proofErr w:type="gramEnd"/>
+      <w:r>
+        <w:rPr>
+          <w:rFonts w:ascii="Courier New" w:eastAsia="Times New Roman" w:hAnsi="Courier New" w:cs="Courier New"/>
+          <w:sz w:val="18"/>
+          <w:lang w:eastAsia="en-IN"/>
+        </w:rPr>
+        <w:t>/p&gt;</w:t>
       </w:r>
     </w:p>
     <w:p>
@@ -5595,7 +6159,25 @@
           <w:sz w:val="18"/>
           <w:lang w:eastAsia="en-IN"/>
         </w:rPr>
-        <w:t xml:space="preserve">    &lt;footer&gt;</w:t>
+        <w:t xml:space="preserve">    &lt;</w:t>
+      </w:r>
+      <w:proofErr w:type="gramStart"/>
+      <w:r>
+        <w:rPr>
+          <w:rFonts w:ascii="Courier New" w:eastAsia="Times New Roman" w:hAnsi="Courier New" w:cs="Courier New"/>
+          <w:sz w:val="18"/>
+          <w:lang w:eastAsia="en-IN"/>
+        </w:rPr>
+        <w:t>footer</w:t>
+      </w:r>
+      <w:proofErr w:type="gramEnd"/>
+      <w:r>
+        <w:rPr>
+          <w:rFonts w:ascii="Courier New" w:eastAsia="Times New Roman" w:hAnsi="Courier New" w:cs="Courier New"/>
+          <w:sz w:val="18"/>
+          <w:lang w:eastAsia="en-IN"/>
+        </w:rPr>
+        <w:t>&gt;</w:t>
       </w:r>
     </w:p>
     <w:p>
@@ -5782,13 +6364,23 @@
           <w:lang w:eastAsia="en-IN"/>
         </w:rPr>
       </w:pPr>
-      <w:r>
-        <w:rPr>
-          <w:rFonts w:ascii="Courier New" w:eastAsia="Times New Roman" w:hAnsi="Courier New" w:cs="Courier New"/>
-          <w:sz w:val="18"/>
-          <w:lang w:eastAsia="en-IN"/>
-        </w:rPr>
-        <w:t>&lt;!DOCTYPE html&gt;:</w:t>
+      <w:proofErr w:type="gramStart"/>
+      <w:r>
+        <w:rPr>
+          <w:rFonts w:ascii="Courier New" w:eastAsia="Times New Roman" w:hAnsi="Courier New" w:cs="Courier New"/>
+          <w:sz w:val="18"/>
+          <w:lang w:eastAsia="en-IN"/>
+        </w:rPr>
+        <w:t>&lt;!DOCTYPE</w:t>
+      </w:r>
+      <w:proofErr w:type="gramEnd"/>
+      <w:r>
+        <w:rPr>
+          <w:rFonts w:ascii="Courier New" w:eastAsia="Times New Roman" w:hAnsi="Courier New" w:cs="Courier New"/>
+          <w:sz w:val="18"/>
+          <w:lang w:eastAsia="en-IN"/>
+        </w:rPr>
+        <w:t xml:space="preserve"> html&gt;:</w:t>
       </w:r>
       <w:r>
         <w:rPr>
@@ -5825,7 +6417,25 @@
           <w:sz w:val="18"/>
           <w:lang w:eastAsia="en-IN"/>
         </w:rPr>
-        <w:t>&lt;html&gt;:</w:t>
+        <w:t>&lt;</w:t>
+      </w:r>
+      <w:proofErr w:type="gramStart"/>
+      <w:r>
+        <w:rPr>
+          <w:rFonts w:ascii="Courier New" w:eastAsia="Times New Roman" w:hAnsi="Courier New" w:cs="Courier New"/>
+          <w:sz w:val="18"/>
+          <w:lang w:eastAsia="en-IN"/>
+        </w:rPr>
+        <w:t>html</w:t>
+      </w:r>
+      <w:proofErr w:type="gramEnd"/>
+      <w:r>
+        <w:rPr>
+          <w:rFonts w:ascii="Courier New" w:eastAsia="Times New Roman" w:hAnsi="Courier New" w:cs="Courier New"/>
+          <w:sz w:val="18"/>
+          <w:lang w:eastAsia="en-IN"/>
+        </w:rPr>
+        <w:t>&gt;:</w:t>
       </w:r>
       <w:r>
         <w:rPr>
@@ -5862,7 +6472,25 @@
           <w:sz w:val="18"/>
           <w:lang w:eastAsia="en-IN"/>
         </w:rPr>
-        <w:t>&lt;head&gt;:</w:t>
+        <w:t>&lt;</w:t>
+      </w:r>
+      <w:proofErr w:type="gramStart"/>
+      <w:r>
+        <w:rPr>
+          <w:rFonts w:ascii="Courier New" w:eastAsia="Times New Roman" w:hAnsi="Courier New" w:cs="Courier New"/>
+          <w:sz w:val="18"/>
+          <w:lang w:eastAsia="en-IN"/>
+        </w:rPr>
+        <w:t>head</w:t>
+      </w:r>
+      <w:proofErr w:type="gramEnd"/>
+      <w:r>
+        <w:rPr>
+          <w:rFonts w:ascii="Courier New" w:eastAsia="Times New Roman" w:hAnsi="Courier New" w:cs="Courier New"/>
+          <w:sz w:val="18"/>
+          <w:lang w:eastAsia="en-IN"/>
+        </w:rPr>
+        <w:t>&gt;:</w:t>
       </w:r>
       <w:r>
         <w:rPr>
@@ -5899,7 +6527,25 @@
           <w:sz w:val="18"/>
           <w:lang w:eastAsia="en-IN"/>
         </w:rPr>
-        <w:t>&lt;body&gt;:</w:t>
+        <w:t>&lt;</w:t>
+      </w:r>
+      <w:proofErr w:type="gramStart"/>
+      <w:r>
+        <w:rPr>
+          <w:rFonts w:ascii="Courier New" w:eastAsia="Times New Roman" w:hAnsi="Courier New" w:cs="Courier New"/>
+          <w:sz w:val="18"/>
+          <w:lang w:eastAsia="en-IN"/>
+        </w:rPr>
+        <w:t>body</w:t>
+      </w:r>
+      <w:proofErr w:type="gramEnd"/>
+      <w:r>
+        <w:rPr>
+          <w:rFonts w:ascii="Courier New" w:eastAsia="Times New Roman" w:hAnsi="Courier New" w:cs="Courier New"/>
+          <w:sz w:val="18"/>
+          <w:lang w:eastAsia="en-IN"/>
+        </w:rPr>
+        <w:t>&gt;:</w:t>
       </w:r>
       <w:r>
         <w:rPr>
@@ -5936,7 +6582,25 @@
           <w:sz w:val="18"/>
           <w:lang w:eastAsia="en-IN"/>
         </w:rPr>
-        <w:t>&lt;header&gt;, &lt;</w:t>
+        <w:t>&lt;</w:t>
+      </w:r>
+      <w:proofErr w:type="gramStart"/>
+      <w:r>
+        <w:rPr>
+          <w:rFonts w:ascii="Courier New" w:eastAsia="Times New Roman" w:hAnsi="Courier New" w:cs="Courier New"/>
+          <w:sz w:val="18"/>
+          <w:lang w:eastAsia="en-IN"/>
+        </w:rPr>
+        <w:t>header</w:t>
+      </w:r>
+      <w:proofErr w:type="gramEnd"/>
+      <w:r>
+        <w:rPr>
+          <w:rFonts w:ascii="Courier New" w:eastAsia="Times New Roman" w:hAnsi="Courier New" w:cs="Courier New"/>
+          <w:sz w:val="18"/>
+          <w:lang w:eastAsia="en-IN"/>
+        </w:rPr>
+        <w:t>&gt;, &lt;</w:t>
       </w:r>
       <w:proofErr w:type="spellStart"/>
       <w:r>
@@ -6535,6 +7199,7 @@
         </w:rPr>
         <w:t xml:space="preserve"> using the </w:t>
       </w:r>
+      <w:proofErr w:type="gramStart"/>
       <w:r>
         <w:rPr>
           <w:rFonts w:eastAsia="Times New Roman" w:cstheme="minorHAnsi"/>
@@ -6547,7 +7212,15 @@
           <w:rFonts w:eastAsia="Times New Roman" w:cstheme="minorHAnsi"/>
           <w:lang w:eastAsia="en-IN"/>
         </w:rPr>
-        <w:t xml:space="preserve"> attribute.</w:t>
+        <w:t xml:space="preserve"> attribute</w:t>
+      </w:r>
+      <w:proofErr w:type="gramEnd"/>
+      <w:r>
+        <w:rPr>
+          <w:rFonts w:eastAsia="Times New Roman" w:cstheme="minorHAnsi"/>
+          <w:lang w:eastAsia="en-IN"/>
+        </w:rPr>
+        <w:t>.</w:t>
       </w:r>
     </w:p>
     <w:p>
@@ -6958,8 +7631,17 @@
           <w:rFonts w:eastAsia="Times New Roman" w:cstheme="minorHAnsi"/>
           <w:lang w:eastAsia="en-IN"/>
         </w:rPr>
-        <w:t xml:space="preserve"> Useful in search bars, dropdowns with flexible inputs,</w:t>
-      </w:r>
+        <w:t xml:space="preserve"> Useful in search bars, dropdowns with flexible </w:t>
+      </w:r>
+      <w:proofErr w:type="gramStart"/>
+      <w:r>
+        <w:rPr>
+          <w:rFonts w:eastAsia="Times New Roman" w:cstheme="minorHAnsi"/>
+          <w:lang w:eastAsia="en-IN"/>
+        </w:rPr>
+        <w:t>inputs,</w:t>
+      </w:r>
+      <w:proofErr w:type="gramEnd"/>
       <w:r>
         <w:rPr>
           <w:rFonts w:eastAsia="Times New Roman" w:cstheme="minorHAnsi"/>
@@ -7382,13 +8064,23 @@
           <w:lang w:eastAsia="en-IN"/>
         </w:rPr>
       </w:pPr>
-      <w:r>
-        <w:rPr>
-          <w:rFonts w:ascii="Courier New" w:eastAsia="Times New Roman" w:hAnsi="Courier New" w:cs="Courier New"/>
-          <w:sz w:val="18"/>
-          <w:lang w:eastAsia="en-IN"/>
-        </w:rPr>
-        <w:t xml:space="preserve">div { </w:t>
+      <w:proofErr w:type="gramStart"/>
+      <w:r>
+        <w:rPr>
+          <w:rFonts w:ascii="Courier New" w:eastAsia="Times New Roman" w:hAnsi="Courier New" w:cs="Courier New"/>
+          <w:sz w:val="18"/>
+          <w:lang w:eastAsia="en-IN"/>
+        </w:rPr>
+        <w:t>div</w:t>
+      </w:r>
+      <w:proofErr w:type="gramEnd"/>
+      <w:r>
+        <w:rPr>
+          <w:rFonts w:ascii="Courier New" w:eastAsia="Times New Roman" w:hAnsi="Courier New" w:cs="Courier New"/>
+          <w:sz w:val="18"/>
+          <w:lang w:eastAsia="en-IN"/>
+        </w:rPr>
+        <w:t xml:space="preserve"> { </w:t>
       </w:r>
       <w:proofErr w:type="spellStart"/>
       <w:r>
@@ -7456,13 +8148,23 @@
           <w:lang w:eastAsia="en-IN"/>
         </w:rPr>
       </w:pPr>
-      <w:r>
-        <w:rPr>
-          <w:rFonts w:ascii="Courier New" w:eastAsia="Times New Roman" w:hAnsi="Courier New" w:cs="Courier New"/>
-          <w:sz w:val="18"/>
-          <w:lang w:eastAsia="en-IN"/>
-        </w:rPr>
-        <w:t xml:space="preserve">span { </w:t>
+      <w:proofErr w:type="gramStart"/>
+      <w:r>
+        <w:rPr>
+          <w:rFonts w:ascii="Courier New" w:eastAsia="Times New Roman" w:hAnsi="Courier New" w:cs="Courier New"/>
+          <w:sz w:val="18"/>
+          <w:lang w:eastAsia="en-IN"/>
+        </w:rPr>
+        <w:t>span</w:t>
+      </w:r>
+      <w:proofErr w:type="gramEnd"/>
+      <w:r>
+        <w:rPr>
+          <w:rFonts w:ascii="Courier New" w:eastAsia="Times New Roman" w:hAnsi="Courier New" w:cs="Courier New"/>
+          <w:sz w:val="18"/>
+          <w:lang w:eastAsia="en-IN"/>
+        </w:rPr>
+        <w:t xml:space="preserve"> { </w:t>
       </w:r>
       <w:proofErr w:type="spellStart"/>
       <w:r>
@@ -7717,7 +8419,25 @@
           <w:sz w:val="18"/>
           <w:lang w:eastAsia="en-IN"/>
         </w:rPr>
-        <w:t>: red;"&gt;Hello&lt;/p&gt;</w:t>
+        <w:t xml:space="preserve">: </w:t>
+      </w:r>
+      <w:proofErr w:type="gramStart"/>
+      <w:r>
+        <w:rPr>
+          <w:rFonts w:ascii="Courier New" w:eastAsia="Times New Roman" w:hAnsi="Courier New" w:cs="Courier New"/>
+          <w:sz w:val="18"/>
+          <w:lang w:eastAsia="en-IN"/>
+        </w:rPr>
+        <w:t>red;</w:t>
+      </w:r>
+      <w:proofErr w:type="gramEnd"/>
+      <w:r>
+        <w:rPr>
+          <w:rFonts w:ascii="Courier New" w:eastAsia="Times New Roman" w:hAnsi="Courier New" w:cs="Courier New"/>
+          <w:sz w:val="18"/>
+          <w:lang w:eastAsia="en-IN"/>
+        </w:rPr>
+        <w:t>"&gt;Hello&lt;/p&gt;</w:t>
       </w:r>
     </w:p>
     <w:p>
@@ -7806,7 +8526,25 @@
           <w:sz w:val="18"/>
           <w:lang w:eastAsia="en-IN"/>
         </w:rPr>
-        <w:t>&lt;style&gt;</w:t>
+        <w:t>&lt;</w:t>
+      </w:r>
+      <w:proofErr w:type="gramStart"/>
+      <w:r>
+        <w:rPr>
+          <w:rFonts w:ascii="Courier New" w:eastAsia="Times New Roman" w:hAnsi="Courier New" w:cs="Courier New"/>
+          <w:sz w:val="18"/>
+          <w:lang w:eastAsia="en-IN"/>
+        </w:rPr>
+        <w:t>style</w:t>
+      </w:r>
+      <w:proofErr w:type="gramEnd"/>
+      <w:r>
+        <w:rPr>
+          <w:rFonts w:ascii="Courier New" w:eastAsia="Times New Roman" w:hAnsi="Courier New" w:cs="Courier New"/>
+          <w:sz w:val="18"/>
+          <w:lang w:eastAsia="en-IN"/>
+        </w:rPr>
+        <w:t>&gt;</w:t>
       </w:r>
     </w:p>
     <w:p>
@@ -7846,13 +8584,23 @@
         </w:rPr>
         <w:tab/>
       </w:r>
-      <w:r>
-        <w:rPr>
-          <w:rFonts w:ascii="Courier New" w:eastAsia="Times New Roman" w:hAnsi="Courier New" w:cs="Courier New"/>
-          <w:sz w:val="18"/>
-          <w:lang w:eastAsia="en-IN"/>
-        </w:rPr>
-        <w:t xml:space="preserve">p { font-size: 16px; </w:t>
+      <w:proofErr w:type="gramStart"/>
+      <w:r>
+        <w:rPr>
+          <w:rFonts w:ascii="Courier New" w:eastAsia="Times New Roman" w:hAnsi="Courier New" w:cs="Courier New"/>
+          <w:sz w:val="18"/>
+          <w:lang w:eastAsia="en-IN"/>
+        </w:rPr>
+        <w:t>p</w:t>
+      </w:r>
+      <w:proofErr w:type="gramEnd"/>
+      <w:r>
+        <w:rPr>
+          <w:rFonts w:ascii="Courier New" w:eastAsia="Times New Roman" w:hAnsi="Courier New" w:cs="Courier New"/>
+          <w:sz w:val="18"/>
+          <w:lang w:eastAsia="en-IN"/>
+        </w:rPr>
+        <w:t xml:space="preserve"> { font-size: 16px; </w:t>
       </w:r>
       <w:proofErr w:type="spellStart"/>
       <w:r>
@@ -8240,7 +8988,15 @@
           <w:rFonts w:eastAsia="Times New Roman" w:cstheme="minorHAnsi"/>
           <w:lang w:eastAsia="en-IN"/>
         </w:rPr>
-        <w:t xml:space="preserve">Defined using a dot </w:t>
+        <w:t xml:space="preserve">Defined using a </w:t>
+      </w:r>
+      <w:proofErr w:type="gramStart"/>
+      <w:r>
+        <w:rPr>
+          <w:rFonts w:eastAsia="Times New Roman" w:cstheme="minorHAnsi"/>
+          <w:lang w:eastAsia="en-IN"/>
+        </w:rPr>
+        <w:t xml:space="preserve">dot </w:t>
       </w:r>
       <w:r>
         <w:rPr>
@@ -8249,12 +9005,29 @@
         </w:rPr>
         <w:t>.</w:t>
       </w:r>
-      <w:r>
-        <w:rPr>
-          <w:rFonts w:eastAsia="Times New Roman" w:cstheme="minorHAnsi"/>
-          <w:lang w:eastAsia="en-IN"/>
-        </w:rPr>
-        <w:t xml:space="preserve"> followed by the class name in CSS.</w:t>
+      <w:proofErr w:type="gramEnd"/>
+      <w:r>
+        <w:rPr>
+          <w:rFonts w:eastAsia="Times New Roman" w:cstheme="minorHAnsi"/>
+          <w:lang w:eastAsia="en-IN"/>
+        </w:rPr>
+        <w:t xml:space="preserve"> </w:t>
+      </w:r>
+      <w:proofErr w:type="gramStart"/>
+      <w:r>
+        <w:rPr>
+          <w:rFonts w:eastAsia="Times New Roman" w:cstheme="minorHAnsi"/>
+          <w:lang w:eastAsia="en-IN"/>
+        </w:rPr>
+        <w:t>followed</w:t>
+      </w:r>
+      <w:proofErr w:type="gramEnd"/>
+      <w:r>
+        <w:rPr>
+          <w:rFonts w:eastAsia="Times New Roman" w:cstheme="minorHAnsi"/>
+          <w:lang w:eastAsia="en-IN"/>
+        </w:rPr>
+        <w:t xml:space="preserve"> by the class name in CSS.</w:t>
       </w:r>
     </w:p>
     <w:p>
@@ -8370,7 +9143,25 @@
           <w:sz w:val="18"/>
           <w:lang w:eastAsia="en-IN"/>
         </w:rPr>
-        <w:t>&lt;style&gt;</w:t>
+        <w:t>&lt;</w:t>
+      </w:r>
+      <w:proofErr w:type="gramStart"/>
+      <w:r>
+        <w:rPr>
+          <w:rFonts w:ascii="Courier New" w:eastAsia="Times New Roman" w:hAnsi="Courier New" w:cs="Courier New"/>
+          <w:sz w:val="18"/>
+          <w:lang w:eastAsia="en-IN"/>
+        </w:rPr>
+        <w:t>style</w:t>
+      </w:r>
+      <w:proofErr w:type="gramEnd"/>
+      <w:r>
+        <w:rPr>
+          <w:rFonts w:ascii="Courier New" w:eastAsia="Times New Roman" w:hAnsi="Courier New" w:cs="Courier New"/>
+          <w:sz w:val="18"/>
+          <w:lang w:eastAsia="en-IN"/>
+        </w:rPr>
+        <w:t>&gt;</w:t>
       </w:r>
     </w:p>
     <w:p>
@@ -8449,6 +9240,7 @@
         <w:t xml:space="preserve">    </w:t>
       </w:r>
       <w:proofErr w:type="spellStart"/>
+      <w:proofErr w:type="gramStart"/>
       <w:r>
         <w:rPr>
           <w:rFonts w:ascii="Courier New" w:eastAsia="Times New Roman" w:hAnsi="Courier New" w:cs="Courier New"/>
@@ -8458,6 +9250,7 @@
         <w:t>color</w:t>
       </w:r>
       <w:proofErr w:type="spellEnd"/>
+      <w:proofErr w:type="gramEnd"/>
       <w:r>
         <w:rPr>
           <w:rFonts w:ascii="Courier New" w:eastAsia="Times New Roman" w:hAnsi="Courier New" w:cs="Courier New"/>
@@ -8502,7 +9295,16 @@
           <w:sz w:val="18"/>
           <w:lang w:eastAsia="en-IN"/>
         </w:rPr>
-        <w:t xml:space="preserve">    background-</w:t>
+        <w:t xml:space="preserve">    </w:t>
+      </w:r>
+      <w:proofErr w:type="gramStart"/>
+      <w:r>
+        <w:rPr>
+          <w:rFonts w:ascii="Courier New" w:eastAsia="Times New Roman" w:hAnsi="Courier New" w:cs="Courier New"/>
+          <w:sz w:val="18"/>
+          <w:lang w:eastAsia="en-IN"/>
+        </w:rPr>
+        <w:t>background-</w:t>
       </w:r>
       <w:proofErr w:type="spellStart"/>
       <w:r>
@@ -8514,6 +9316,7 @@
         <w:t>color</w:t>
       </w:r>
       <w:proofErr w:type="spellEnd"/>
+      <w:proofErr w:type="gramEnd"/>
       <w:r>
         <w:rPr>
           <w:rFonts w:ascii="Courier New" w:eastAsia="Times New Roman" w:hAnsi="Courier New" w:cs="Courier New"/>
@@ -8558,7 +9361,25 @@
           <w:sz w:val="18"/>
           <w:lang w:eastAsia="en-IN"/>
         </w:rPr>
-        <w:t xml:space="preserve">    padding: 5px;</w:t>
+        <w:t xml:space="preserve">    </w:t>
+      </w:r>
+      <w:proofErr w:type="gramStart"/>
+      <w:r>
+        <w:rPr>
+          <w:rFonts w:ascii="Courier New" w:eastAsia="Times New Roman" w:hAnsi="Courier New" w:cs="Courier New"/>
+          <w:sz w:val="18"/>
+          <w:lang w:eastAsia="en-IN"/>
+        </w:rPr>
+        <w:t>padding</w:t>
+      </w:r>
+      <w:proofErr w:type="gramEnd"/>
+      <w:r>
+        <w:rPr>
+          <w:rFonts w:ascii="Courier New" w:eastAsia="Times New Roman" w:hAnsi="Courier New" w:cs="Courier New"/>
+          <w:sz w:val="18"/>
+          <w:lang w:eastAsia="en-IN"/>
+        </w:rPr>
+        <w:t>: 5px;</w:t>
       </w:r>
     </w:p>
     <w:p>
@@ -8702,7 +9523,25 @@
           <w:sz w:val="18"/>
           <w:lang w:eastAsia="en-IN"/>
         </w:rPr>
-        <w:t>&lt;p class="highlight"&gt;This paragraph is highlighted.&lt;/p&gt;</w:t>
+        <w:t>&lt;p class="highlight"&gt;This paragraph is highlighted</w:t>
+      </w:r>
+      <w:proofErr w:type="gramStart"/>
+      <w:r>
+        <w:rPr>
+          <w:rFonts w:ascii="Courier New" w:eastAsia="Times New Roman" w:hAnsi="Courier New" w:cs="Courier New"/>
+          <w:sz w:val="18"/>
+          <w:lang w:eastAsia="en-IN"/>
+        </w:rPr>
+        <w:t>.&lt;</w:t>
+      </w:r>
+      <w:proofErr w:type="gramEnd"/>
+      <w:r>
+        <w:rPr>
+          <w:rFonts w:ascii="Courier New" w:eastAsia="Times New Roman" w:hAnsi="Courier New" w:cs="Courier New"/>
+          <w:sz w:val="18"/>
+          <w:lang w:eastAsia="en-IN"/>
+        </w:rPr>
+        <w:t>/p&gt;</w:t>
       </w:r>
     </w:p>
     <w:p>
@@ -8740,7 +9579,25 @@
           <w:sz w:val="18"/>
           <w:lang w:eastAsia="en-IN"/>
         </w:rPr>
-        <w:t>&lt;div class="highlight"&gt;This div is also highlighted.&lt;/div&gt;</w:t>
+        <w:t>&lt;div class="highlight"&gt;This div is also highlighted</w:t>
+      </w:r>
+      <w:proofErr w:type="gramStart"/>
+      <w:r>
+        <w:rPr>
+          <w:rFonts w:ascii="Courier New" w:eastAsia="Times New Roman" w:hAnsi="Courier New" w:cs="Courier New"/>
+          <w:sz w:val="18"/>
+          <w:lang w:eastAsia="en-IN"/>
+        </w:rPr>
+        <w:t>.&lt;</w:t>
+      </w:r>
+      <w:proofErr w:type="gramEnd"/>
+      <w:r>
+        <w:rPr>
+          <w:rFonts w:ascii="Courier New" w:eastAsia="Times New Roman" w:hAnsi="Courier New" w:cs="Courier New"/>
+          <w:sz w:val="18"/>
+          <w:lang w:eastAsia="en-IN"/>
+        </w:rPr>
+        <w:t>/div&gt;</w:t>
       </w:r>
     </w:p>
     <w:p>
@@ -9102,7 +9959,25 @@
           <w:sz w:val="18"/>
           <w:lang w:eastAsia="en-IN"/>
         </w:rPr>
-        <w:t>&lt;head&gt;</w:t>
+        <w:t>&lt;</w:t>
+      </w:r>
+      <w:proofErr w:type="gramStart"/>
+      <w:r>
+        <w:rPr>
+          <w:rFonts w:ascii="Courier New" w:eastAsia="Times New Roman" w:hAnsi="Courier New" w:cs="Courier New"/>
+          <w:sz w:val="18"/>
+          <w:lang w:eastAsia="en-IN"/>
+        </w:rPr>
+        <w:t>head</w:t>
+      </w:r>
+      <w:proofErr w:type="gramEnd"/>
+      <w:r>
+        <w:rPr>
+          <w:rFonts w:ascii="Courier New" w:eastAsia="Times New Roman" w:hAnsi="Courier New" w:cs="Courier New"/>
+          <w:sz w:val="18"/>
+          <w:lang w:eastAsia="en-IN"/>
+        </w:rPr>
+        <w:t>&gt;</w:t>
       </w:r>
     </w:p>
     <w:p>
@@ -9140,7 +10015,25 @@
           <w:sz w:val="18"/>
           <w:lang w:eastAsia="en-IN"/>
         </w:rPr>
-        <w:t xml:space="preserve">  &lt;style&gt;</w:t>
+        <w:t xml:space="preserve">  &lt;</w:t>
+      </w:r>
+      <w:proofErr w:type="gramStart"/>
+      <w:r>
+        <w:rPr>
+          <w:rFonts w:ascii="Courier New" w:eastAsia="Times New Roman" w:hAnsi="Courier New" w:cs="Courier New"/>
+          <w:sz w:val="18"/>
+          <w:lang w:eastAsia="en-IN"/>
+        </w:rPr>
+        <w:t>style</w:t>
+      </w:r>
+      <w:proofErr w:type="gramEnd"/>
+      <w:r>
+        <w:rPr>
+          <w:rFonts w:ascii="Courier New" w:eastAsia="Times New Roman" w:hAnsi="Courier New" w:cs="Courier New"/>
+          <w:sz w:val="18"/>
+          <w:lang w:eastAsia="en-IN"/>
+        </w:rPr>
+        <w:t>&gt;</w:t>
       </w:r>
     </w:p>
     <w:p>
@@ -9219,6 +10112,7 @@
         <w:t xml:space="preserve">      </w:t>
       </w:r>
       <w:proofErr w:type="spellStart"/>
+      <w:proofErr w:type="gramStart"/>
       <w:r>
         <w:rPr>
           <w:rFonts w:ascii="Courier New" w:eastAsia="Times New Roman" w:hAnsi="Courier New" w:cs="Courier New"/>
@@ -9228,6 +10122,7 @@
         <w:t>color</w:t>
       </w:r>
       <w:proofErr w:type="spellEnd"/>
+      <w:proofErr w:type="gramEnd"/>
       <w:r>
         <w:rPr>
           <w:rFonts w:ascii="Courier New" w:eastAsia="Times New Roman" w:hAnsi="Courier New" w:cs="Courier New"/>
@@ -9272,7 +10167,25 @@
           <w:sz w:val="18"/>
           <w:lang w:eastAsia="en-IN"/>
         </w:rPr>
-        <w:t xml:space="preserve">      text-align: </w:t>
+        <w:t xml:space="preserve">      </w:t>
+      </w:r>
+      <w:proofErr w:type="gramStart"/>
+      <w:r>
+        <w:rPr>
+          <w:rFonts w:ascii="Courier New" w:eastAsia="Times New Roman" w:hAnsi="Courier New" w:cs="Courier New"/>
+          <w:sz w:val="18"/>
+          <w:lang w:eastAsia="en-IN"/>
+        </w:rPr>
+        <w:t>text-</w:t>
+      </w:r>
+      <w:proofErr w:type="gramEnd"/>
+      <w:r>
+        <w:rPr>
+          <w:rFonts w:ascii="Courier New" w:eastAsia="Times New Roman" w:hAnsi="Courier New" w:cs="Courier New"/>
+          <w:sz w:val="18"/>
+          <w:lang w:eastAsia="en-IN"/>
+        </w:rPr>
+        <w:t xml:space="preserve">align: </w:t>
       </w:r>
       <w:proofErr w:type="spellStart"/>
       <w:r>
@@ -9366,7 +10279,25 @@
           <w:sz w:val="18"/>
           <w:lang w:eastAsia="en-IN"/>
         </w:rPr>
-        <w:t xml:space="preserve">    p {</w:t>
+        <w:t xml:space="preserve">    </w:t>
+      </w:r>
+      <w:proofErr w:type="gramStart"/>
+      <w:r>
+        <w:rPr>
+          <w:rFonts w:ascii="Courier New" w:eastAsia="Times New Roman" w:hAnsi="Courier New" w:cs="Courier New"/>
+          <w:sz w:val="18"/>
+          <w:lang w:eastAsia="en-IN"/>
+        </w:rPr>
+        <w:t>p</w:t>
+      </w:r>
+      <w:proofErr w:type="gramEnd"/>
+      <w:r>
+        <w:rPr>
+          <w:rFonts w:ascii="Courier New" w:eastAsia="Times New Roman" w:hAnsi="Courier New" w:cs="Courier New"/>
+          <w:sz w:val="18"/>
+          <w:lang w:eastAsia="en-IN"/>
+        </w:rPr>
+        <w:t xml:space="preserve"> {</w:t>
       </w:r>
     </w:p>
     <w:p>
@@ -9404,7 +10335,25 @@
           <w:sz w:val="18"/>
           <w:lang w:eastAsia="en-IN"/>
         </w:rPr>
-        <w:t xml:space="preserve">      font-size: 14px;</w:t>
+        <w:t xml:space="preserve">      </w:t>
+      </w:r>
+      <w:proofErr w:type="gramStart"/>
+      <w:r>
+        <w:rPr>
+          <w:rFonts w:ascii="Courier New" w:eastAsia="Times New Roman" w:hAnsi="Courier New" w:cs="Courier New"/>
+          <w:sz w:val="18"/>
+          <w:lang w:eastAsia="en-IN"/>
+        </w:rPr>
+        <w:t>font-size</w:t>
+      </w:r>
+      <w:proofErr w:type="gramEnd"/>
+      <w:r>
+        <w:rPr>
+          <w:rFonts w:ascii="Courier New" w:eastAsia="Times New Roman" w:hAnsi="Courier New" w:cs="Courier New"/>
+          <w:sz w:val="18"/>
+          <w:lang w:eastAsia="en-IN"/>
+        </w:rPr>
+        <w:t>: 14px;</w:t>
       </w:r>
     </w:p>
     <w:p>
@@ -9445,6 +10394,7 @@
         <w:t xml:space="preserve">      </w:t>
       </w:r>
       <w:proofErr w:type="spellStart"/>
+      <w:proofErr w:type="gramStart"/>
       <w:r>
         <w:rPr>
           <w:rFonts w:ascii="Courier New" w:eastAsia="Times New Roman" w:hAnsi="Courier New" w:cs="Courier New"/>
@@ -9454,6 +10404,7 @@
         <w:t>color</w:t>
       </w:r>
       <w:proofErr w:type="spellEnd"/>
+      <w:proofErr w:type="gramEnd"/>
       <w:r>
         <w:rPr>
           <w:rFonts w:ascii="Courier New" w:eastAsia="Times New Roman" w:hAnsi="Courier New" w:cs="Courier New"/>
@@ -10579,7 +11530,23 @@
           <w:rFonts w:eastAsia="Times New Roman" w:cstheme="minorHAnsi"/>
           <w:lang w:eastAsia="en-IN"/>
         </w:rPr>
-        <w:t xml:space="preserve"> is clean, reusable, and ideal for large or multi-page projects.</w:t>
+        <w:t xml:space="preserve"> is </w:t>
+      </w:r>
+      <w:proofErr w:type="gramStart"/>
+      <w:r>
+        <w:rPr>
+          <w:rFonts w:eastAsia="Times New Roman" w:cstheme="minorHAnsi"/>
+          <w:lang w:eastAsia="en-IN"/>
+        </w:rPr>
+        <w:t>clean</w:t>
+      </w:r>
+      <w:proofErr w:type="gramEnd"/>
+      <w:r>
+        <w:rPr>
+          <w:rFonts w:eastAsia="Times New Roman" w:cstheme="minorHAnsi"/>
+          <w:lang w:eastAsia="en-IN"/>
+        </w:rPr>
+        <w:t>, reusable, and ideal for large or multi-page projects.</w:t>
       </w:r>
     </w:p>
     <w:p>
@@ -10622,7 +11589,31 @@
           <w:u w:val="single"/>
           <w:lang w:eastAsia="en-IN"/>
         </w:rPr>
-        <w:t>Q6. What is selector class? Explain the pseudo class selector in CSS with example.</w:t>
+        <w:t>Q</w:t>
+      </w:r>
+      <w:r>
+        <w:rPr>
+          <w:rFonts w:eastAsia="Times New Roman" w:cstheme="minorHAnsi"/>
+          <w:b/>
+          <w:bCs/>
+          <w:sz w:val="24"/>
+          <w:highlight w:val="yellow"/>
+          <w:u w:val="single"/>
+          <w:lang w:eastAsia="en-IN"/>
+        </w:rPr>
+        <w:t>1</w:t>
+      </w:r>
+      <w:r>
+        <w:rPr>
+          <w:rFonts w:eastAsia="Times New Roman" w:cstheme="minorHAnsi"/>
+          <w:b/>
+          <w:bCs/>
+          <w:sz w:val="24"/>
+          <w:highlight w:val="yellow"/>
+          <w:u w:val="single"/>
+          <w:lang w:eastAsia="en-IN"/>
+        </w:rPr>
+        <w:t>6. What is selector class? Explain the pseudo class selector in CSS with example.</w:t>
       </w:r>
     </w:p>
     <w:p>
@@ -10783,6 +11774,7 @@
         <w:t xml:space="preserve">  </w:t>
       </w:r>
       <w:proofErr w:type="spellStart"/>
+      <w:proofErr w:type="gramStart"/>
       <w:r>
         <w:rPr>
           <w:rFonts w:ascii="Courier New" w:eastAsia="Times New Roman" w:hAnsi="Courier New" w:cs="Courier New"/>
@@ -10792,6 +11784,7 @@
         <w:t>color</w:t>
       </w:r>
       <w:proofErr w:type="spellEnd"/>
+      <w:proofErr w:type="gramEnd"/>
       <w:r>
         <w:rPr>
           <w:rFonts w:ascii="Courier New" w:eastAsia="Times New Roman" w:hAnsi="Courier New" w:cs="Courier New"/>
@@ -10874,7 +11867,25 @@
           <w:sz w:val="18"/>
           <w:lang w:eastAsia="en-IN"/>
         </w:rPr>
-        <w:t>&lt;p class="note"&gt;This is important.&lt;/p&gt;</w:t>
+        <w:t>&lt;p class="note"&gt;This is important</w:t>
+      </w:r>
+      <w:proofErr w:type="gramStart"/>
+      <w:r>
+        <w:rPr>
+          <w:rFonts w:ascii="Courier New" w:eastAsia="Times New Roman" w:hAnsi="Courier New" w:cs="Courier New"/>
+          <w:sz w:val="18"/>
+          <w:lang w:eastAsia="en-IN"/>
+        </w:rPr>
+        <w:t>.&lt;</w:t>
+      </w:r>
+      <w:proofErr w:type="gramEnd"/>
+      <w:r>
+        <w:rPr>
+          <w:rFonts w:ascii="Courier New" w:eastAsia="Times New Roman" w:hAnsi="Courier New" w:cs="Courier New"/>
+          <w:sz w:val="18"/>
+          <w:lang w:eastAsia="en-IN"/>
+        </w:rPr>
+        <w:t>/p&gt;</w:t>
       </w:r>
     </w:p>
     <w:p>
@@ -10963,6 +11974,7 @@
           <w:lang w:eastAsia="en-IN"/>
         </w:rPr>
       </w:pPr>
+      <w:proofErr w:type="gramStart"/>
       <w:r>
         <w:rPr>
           <w:rFonts w:eastAsia="Times New Roman" w:cstheme="minorHAnsi"/>
@@ -10970,6 +11982,7 @@
         </w:rPr>
         <w:t>:hover</w:t>
       </w:r>
+      <w:proofErr w:type="gramEnd"/>
       <w:r>
         <w:rPr>
           <w:rFonts w:eastAsia="Times New Roman" w:cstheme="minorHAnsi"/>
@@ -10991,6 +12004,7 @@
           <w:lang w:eastAsia="en-IN"/>
         </w:rPr>
       </w:pPr>
+      <w:proofErr w:type="gramStart"/>
       <w:r>
         <w:rPr>
           <w:rFonts w:eastAsia="Times New Roman" w:cstheme="minorHAnsi"/>
@@ -10998,6 +12012,7 @@
         </w:rPr>
         <w:t>:focus</w:t>
       </w:r>
+      <w:proofErr w:type="gramEnd"/>
       <w:r>
         <w:rPr>
           <w:rFonts w:eastAsia="Times New Roman" w:cstheme="minorHAnsi"/>
@@ -11019,12 +12034,21 @@
           <w:lang w:eastAsia="en-IN"/>
         </w:rPr>
       </w:pPr>
-      <w:r>
-        <w:rPr>
-          <w:rFonts w:eastAsia="Times New Roman" w:cstheme="minorHAnsi"/>
-          <w:lang w:eastAsia="en-IN"/>
-        </w:rPr>
-        <w:t>:first-child</w:t>
+      <w:proofErr w:type="gramStart"/>
+      <w:r>
+        <w:rPr>
+          <w:rFonts w:eastAsia="Times New Roman" w:cstheme="minorHAnsi"/>
+          <w:lang w:eastAsia="en-IN"/>
+        </w:rPr>
+        <w:t>:first</w:t>
+      </w:r>
+      <w:proofErr w:type="gramEnd"/>
+      <w:r>
+        <w:rPr>
+          <w:rFonts w:eastAsia="Times New Roman" w:cstheme="minorHAnsi"/>
+          <w:lang w:eastAsia="en-IN"/>
+        </w:rPr>
+        <w:t>-child</w:t>
       </w:r>
       <w:r>
         <w:rPr>
@@ -11063,6 +12087,7 @@
           <w:lang w:eastAsia="en-IN"/>
         </w:rPr>
       </w:pPr>
+      <w:proofErr w:type="gramStart"/>
       <w:r>
         <w:rPr>
           <w:rFonts w:ascii="Courier New" w:eastAsia="Times New Roman" w:hAnsi="Courier New" w:cs="Courier New"/>
@@ -11070,7 +12095,16 @@
           <w:lang w:eastAsia="en-IN"/>
         </w:rPr>
         <w:lastRenderedPageBreak/>
-        <w:t>a:hover {</w:t>
+        <w:t>a:</w:t>
+      </w:r>
+      <w:proofErr w:type="gramEnd"/>
+      <w:r>
+        <w:rPr>
+          <w:rFonts w:ascii="Courier New" w:eastAsia="Times New Roman" w:hAnsi="Courier New" w:cs="Courier New"/>
+          <w:sz w:val="18"/>
+          <w:lang w:eastAsia="en-IN"/>
+        </w:rPr>
+        <w:t>hover {</w:t>
       </w:r>
     </w:p>
     <w:p>
@@ -11111,6 +12145,7 @@
         <w:t xml:space="preserve">  </w:t>
       </w:r>
       <w:proofErr w:type="spellStart"/>
+      <w:proofErr w:type="gramStart"/>
       <w:r>
         <w:rPr>
           <w:rFonts w:ascii="Courier New" w:eastAsia="Times New Roman" w:hAnsi="Courier New" w:cs="Courier New"/>
@@ -11120,6 +12155,7 @@
         <w:t>color</w:t>
       </w:r>
       <w:proofErr w:type="spellEnd"/>
+      <w:proofErr w:type="gramEnd"/>
       <w:r>
         <w:rPr>
           <w:rFonts w:ascii="Courier New" w:eastAsia="Times New Roman" w:hAnsi="Courier New" w:cs="Courier New"/>
@@ -11197,13 +12233,23 @@
         </w:rPr>
       </w:pPr>
       <w:proofErr w:type="spellStart"/>
-      <w:r>
-        <w:rPr>
-          <w:rFonts w:ascii="Courier New" w:eastAsia="Times New Roman" w:hAnsi="Courier New" w:cs="Courier New"/>
-          <w:sz w:val="18"/>
-          <w:lang w:eastAsia="en-IN"/>
-        </w:rPr>
-        <w:t>input:focus</w:t>
+      <w:proofErr w:type="gramStart"/>
+      <w:r>
+        <w:rPr>
+          <w:rFonts w:ascii="Courier New" w:eastAsia="Times New Roman" w:hAnsi="Courier New" w:cs="Courier New"/>
+          <w:sz w:val="18"/>
+          <w:lang w:eastAsia="en-IN"/>
+        </w:rPr>
+        <w:t>input:</w:t>
+      </w:r>
+      <w:proofErr w:type="gramEnd"/>
+      <w:r>
+        <w:rPr>
+          <w:rFonts w:ascii="Courier New" w:eastAsia="Times New Roman" w:hAnsi="Courier New" w:cs="Courier New"/>
+          <w:sz w:val="18"/>
+          <w:lang w:eastAsia="en-IN"/>
+        </w:rPr>
+        <w:t>focus</w:t>
       </w:r>
       <w:proofErr w:type="spellEnd"/>
       <w:r>
@@ -11250,7 +12296,25 @@
           <w:sz w:val="18"/>
           <w:lang w:eastAsia="en-IN"/>
         </w:rPr>
-        <w:t xml:space="preserve">  border: 2px solid blue;</w:t>
+        <w:t xml:space="preserve">  </w:t>
+      </w:r>
+      <w:proofErr w:type="gramStart"/>
+      <w:r>
+        <w:rPr>
+          <w:rFonts w:ascii="Courier New" w:eastAsia="Times New Roman" w:hAnsi="Courier New" w:cs="Courier New"/>
+          <w:sz w:val="18"/>
+          <w:lang w:eastAsia="en-IN"/>
+        </w:rPr>
+        <w:t>border</w:t>
+      </w:r>
+      <w:proofErr w:type="gramEnd"/>
+      <w:r>
+        <w:rPr>
+          <w:rFonts w:ascii="Courier New" w:eastAsia="Times New Roman" w:hAnsi="Courier New" w:cs="Courier New"/>
+          <w:sz w:val="18"/>
+          <w:lang w:eastAsia="en-IN"/>
+        </w:rPr>
+        <w:t>: 2px solid blue;</w:t>
       </w:r>
     </w:p>
     <w:p>
@@ -11396,16 +12460,29 @@
     </w:p>
     <w:p>
       <w:pPr>
+        <w:pStyle w:val="ListParagraph"/>
+        <w:numPr>
+          <w:ilvl w:val="1"/>
+          <w:numId w:val="16"/>
+        </w:numPr>
         <w:spacing w:before="100" w:beforeAutospacing="1" w:after="100" w:afterAutospacing="1" w:line="240" w:lineRule="auto"/>
+        <w:ind w:left="360"/>
         <w:jc w:val="both"/>
         <w:outlineLvl w:val="2"/>
+        <w:rPr>
+          <w:rFonts w:eastAsia="Times New Roman" w:cstheme="minorHAnsi"/>
+          <w:lang w:eastAsia="en-IN"/>
+        </w:rPr>
+      </w:pPr>
+      <w:r>
         <w:rPr>
           <w:rFonts w:eastAsia="Times New Roman" w:cstheme="minorHAnsi"/>
           <w:b/>
           <w:bCs/>
           <w:lang w:eastAsia="en-IN"/>
         </w:rPr>
-      </w:pPr>
+        <w:t>Selector</w:t>
+      </w:r>
       <w:r>
         <w:rPr>
           <w:rFonts w:eastAsia="Times New Roman" w:cstheme="minorHAnsi"/>
@@ -11413,7 +12490,14 @@
           <w:bCs/>
           <w:lang w:eastAsia="en-IN"/>
         </w:rPr>
-        <w:t xml:space="preserve">1. </w:t>
+        <w:t xml:space="preserve">: </w:t>
+      </w:r>
+      <w:r>
+        <w:rPr>
+          <w:rFonts w:eastAsia="Times New Roman" w:cstheme="minorHAnsi"/>
+          <w:lang w:eastAsia="en-IN"/>
+        </w:rPr>
+        <w:t>Identifies the HTML element(s) to be styled.</w:t>
       </w:r>
       <w:r>
         <w:rPr>
@@ -11422,24 +12506,34 @@
           <w:bCs/>
           <w:lang w:eastAsia="en-IN"/>
         </w:rPr>
-        <w:t>Selector</w:t>
-      </w:r>
-      <w:r>
+        <w:t xml:space="preserve"> </w:t>
+      </w:r>
+      <w:r>
+        <w:rPr>
+          <w:rFonts w:eastAsia="Times New Roman" w:cstheme="minorHAnsi"/>
+          <w:lang w:eastAsia="en-IN"/>
+        </w:rPr>
+        <w:t>Example: p, .class, #id</w:t>
+      </w:r>
+    </w:p>
+    <w:p>
+      <w:pPr>
+        <w:pStyle w:val="ListParagraph"/>
+        <w:numPr>
+          <w:ilvl w:val="1"/>
+          <w:numId w:val="16"/>
+        </w:numPr>
+        <w:spacing w:before="100" w:beforeAutospacing="1" w:after="100" w:afterAutospacing="1" w:line="240" w:lineRule="auto"/>
+        <w:ind w:left="360"/>
+        <w:jc w:val="both"/>
+        <w:outlineLvl w:val="2"/>
         <w:rPr>
           <w:rFonts w:eastAsia="Times New Roman" w:cstheme="minorHAnsi"/>
           <w:b/>
           <w:bCs/>
           <w:lang w:eastAsia="en-IN"/>
         </w:rPr>
-        <w:t xml:space="preserve">: </w:t>
-      </w:r>
-      <w:r>
-        <w:rPr>
-          <w:rFonts w:eastAsia="Times New Roman" w:cstheme="minorHAnsi"/>
-          <w:lang w:eastAsia="en-IN"/>
-        </w:rPr>
-        <w:t>Identifies the HTML element(s) to be styled.</w:t>
-      </w:r>
+      </w:pPr>
       <w:r>
         <w:rPr>
           <w:rFonts w:eastAsia="Times New Roman" w:cstheme="minorHAnsi"/>
@@ -11447,63 +12541,24 @@
           <w:bCs/>
           <w:lang w:eastAsia="en-IN"/>
         </w:rPr>
-        <w:t xml:space="preserve"> </w:t>
-      </w:r>
-      <w:r>
-        <w:rPr>
-          <w:rFonts w:eastAsia="Times New Roman" w:cstheme="minorHAnsi"/>
-          <w:lang w:eastAsia="en-IN"/>
-        </w:rPr>
-        <w:t xml:space="preserve">Example: </w:t>
-      </w:r>
-      <w:r>
-        <w:rPr>
-          <w:rFonts w:eastAsia="Times New Roman" w:cstheme="minorHAnsi"/>
-          <w:lang w:eastAsia="en-IN"/>
-        </w:rPr>
-        <w:t>p</w:t>
-      </w:r>
-      <w:r>
-        <w:rPr>
-          <w:rFonts w:eastAsia="Times New Roman" w:cstheme="minorHAnsi"/>
-          <w:lang w:eastAsia="en-IN"/>
-        </w:rPr>
-        <w:t xml:space="preserve">, </w:t>
-      </w:r>
-      <w:r>
-        <w:rPr>
-          <w:rFonts w:eastAsia="Times New Roman" w:cstheme="minorHAnsi"/>
-          <w:lang w:eastAsia="en-IN"/>
-        </w:rPr>
-        <w:t>.class</w:t>
-      </w:r>
-      <w:r>
-        <w:rPr>
-          <w:rFonts w:eastAsia="Times New Roman" w:cstheme="minorHAnsi"/>
-          <w:lang w:eastAsia="en-IN"/>
-        </w:rPr>
-        <w:t xml:space="preserve">, </w:t>
-      </w:r>
-      <w:r>
-        <w:rPr>
-          <w:rFonts w:eastAsia="Times New Roman" w:cstheme="minorHAnsi"/>
-          <w:lang w:eastAsia="en-IN"/>
-        </w:rPr>
-        <w:t>#id</w:t>
-      </w:r>
-    </w:p>
-    <w:p>
-      <w:pPr>
-        <w:spacing w:before="100" w:beforeAutospacing="1" w:after="100" w:afterAutospacing="1" w:line="240" w:lineRule="auto"/>
-        <w:jc w:val="both"/>
-        <w:outlineLvl w:val="2"/>
+        <w:t>Declaration Block</w:t>
+      </w:r>
+      <w:r>
         <w:rPr>
           <w:rFonts w:eastAsia="Times New Roman" w:cstheme="minorHAnsi"/>
           <w:b/>
           <w:bCs/>
           <w:lang w:eastAsia="en-IN"/>
         </w:rPr>
-      </w:pPr>
+        <w:t xml:space="preserve">: </w:t>
+      </w:r>
+      <w:r>
+        <w:rPr>
+          <w:rFonts w:eastAsia="Times New Roman" w:cstheme="minorHAnsi"/>
+          <w:lang w:eastAsia="en-IN"/>
+        </w:rPr>
+        <w:t xml:space="preserve">Enclosed in {} and contains one or more </w:t>
+      </w:r>
       <w:r>
         <w:rPr>
           <w:rFonts w:eastAsia="Times New Roman" w:cstheme="minorHAnsi"/>
@@ -11511,85 +12566,34 @@
           <w:bCs/>
           <w:lang w:eastAsia="en-IN"/>
         </w:rPr>
-        <w:t xml:space="preserve">2. </w:t>
-      </w:r>
-      <w:r>
+        <w:t>declarations</w:t>
+      </w:r>
+      <w:r>
+        <w:rPr>
+          <w:rFonts w:eastAsia="Times New Roman" w:cstheme="minorHAnsi"/>
+          <w:lang w:eastAsia="en-IN"/>
+        </w:rPr>
+        <w:t>.</w:t>
+      </w:r>
+    </w:p>
+    <w:p>
+      <w:pPr>
+        <w:pStyle w:val="ListParagraph"/>
+        <w:numPr>
+          <w:ilvl w:val="1"/>
+          <w:numId w:val="16"/>
+        </w:numPr>
+        <w:spacing w:before="100" w:beforeAutospacing="1" w:after="100" w:afterAutospacing="1" w:line="240" w:lineRule="auto"/>
+        <w:ind w:left="360"/>
+        <w:jc w:val="both"/>
+        <w:outlineLvl w:val="2"/>
         <w:rPr>
           <w:rFonts w:eastAsia="Times New Roman" w:cstheme="minorHAnsi"/>
           <w:b/>
           <w:bCs/>
           <w:lang w:eastAsia="en-IN"/>
         </w:rPr>
-        <w:t>Declaration Block</w:t>
-      </w:r>
-      <w:r>
-        <w:rPr>
-          <w:rFonts w:eastAsia="Times New Roman" w:cstheme="minorHAnsi"/>
-          <w:b/>
-          <w:bCs/>
-          <w:lang w:eastAsia="en-IN"/>
-        </w:rPr>
-        <w:t xml:space="preserve">: </w:t>
-      </w:r>
-      <w:r>
-        <w:rPr>
-          <w:rFonts w:eastAsia="Times New Roman" w:cstheme="minorHAnsi"/>
-          <w:lang w:eastAsia="en-IN"/>
-        </w:rPr>
-        <w:t xml:space="preserve">Enclosed in </w:t>
-      </w:r>
-      <w:r>
-        <w:rPr>
-          <w:rFonts w:eastAsia="Times New Roman" w:cstheme="minorHAnsi"/>
-          <w:lang w:eastAsia="en-IN"/>
-        </w:rPr>
-        <w:t>{}</w:t>
-      </w:r>
-      <w:r>
-        <w:rPr>
-          <w:rFonts w:eastAsia="Times New Roman" w:cstheme="minorHAnsi"/>
-          <w:lang w:eastAsia="en-IN"/>
-        </w:rPr>
-        <w:t xml:space="preserve"> and contains one or more </w:t>
-      </w:r>
-      <w:r>
-        <w:rPr>
-          <w:rFonts w:eastAsia="Times New Roman" w:cstheme="minorHAnsi"/>
-          <w:b/>
-          <w:bCs/>
-          <w:lang w:eastAsia="en-IN"/>
-        </w:rPr>
-        <w:t>declarations</w:t>
-      </w:r>
-      <w:r>
-        <w:rPr>
-          <w:rFonts w:eastAsia="Times New Roman" w:cstheme="minorHAnsi"/>
-          <w:lang w:eastAsia="en-IN"/>
-        </w:rPr>
-        <w:t>.</w:t>
-      </w:r>
-    </w:p>
-    <w:p>
-      <w:pPr>
-        <w:spacing w:before="100" w:beforeAutospacing="1" w:after="100" w:afterAutospacing="1" w:line="240" w:lineRule="auto"/>
-        <w:jc w:val="both"/>
-        <w:outlineLvl w:val="2"/>
-        <w:rPr>
-          <w:rFonts w:eastAsia="Times New Roman" w:cstheme="minorHAnsi"/>
-          <w:b/>
-          <w:bCs/>
-          <w:lang w:eastAsia="en-IN"/>
-        </w:rPr>
-      </w:pPr>
-      <w:r>
-        <w:rPr>
-          <w:rFonts w:eastAsia="Times New Roman" w:cstheme="minorHAnsi"/>
-          <w:b/>
-          <w:bCs/>
-          <w:lang w:eastAsia="en-IN"/>
-        </w:rPr>
-        <w:t xml:space="preserve">3. </w:t>
-      </w:r>
+      </w:pPr>
       <w:r>
         <w:rPr>
           <w:rFonts w:eastAsia="Times New Roman" w:cstheme="minorHAnsi"/>
@@ -11740,6 +12744,7 @@
         <w:t xml:space="preserve">  </w:t>
       </w:r>
       <w:proofErr w:type="spellStart"/>
+      <w:proofErr w:type="gramStart"/>
       <w:r>
         <w:rPr>
           <w:rFonts w:ascii="Courier New" w:eastAsia="Times New Roman" w:hAnsi="Courier New" w:cs="Courier New"/>
@@ -11749,6 +12754,7 @@
         <w:t>color</w:t>
       </w:r>
       <w:proofErr w:type="spellEnd"/>
+      <w:proofErr w:type="gramEnd"/>
       <w:r>
         <w:rPr>
           <w:rFonts w:ascii="Courier New" w:eastAsia="Times New Roman" w:hAnsi="Courier New" w:cs="Courier New"/>
@@ -11793,7 +12799,25 @@
           <w:sz w:val="18"/>
           <w:lang w:eastAsia="en-IN"/>
         </w:rPr>
-        <w:t xml:space="preserve">  font-size: 20px;</w:t>
+        <w:t xml:space="preserve">  </w:t>
+      </w:r>
+      <w:proofErr w:type="gramStart"/>
+      <w:r>
+        <w:rPr>
+          <w:rFonts w:ascii="Courier New" w:eastAsia="Times New Roman" w:hAnsi="Courier New" w:cs="Courier New"/>
+          <w:sz w:val="18"/>
+          <w:lang w:eastAsia="en-IN"/>
+        </w:rPr>
+        <w:t>font-size</w:t>
+      </w:r>
+      <w:proofErr w:type="gramEnd"/>
+      <w:r>
+        <w:rPr>
+          <w:rFonts w:ascii="Courier New" w:eastAsia="Times New Roman" w:hAnsi="Courier New" w:cs="Courier New"/>
+          <w:sz w:val="18"/>
+          <w:lang w:eastAsia="en-IN"/>
+        </w:rPr>
+        <w:t>: 20px;</w:t>
       </w:r>
     </w:p>
     <w:p>
@@ -12102,22 +13126,8 @@
           <w:rFonts w:eastAsia="Times New Roman" w:cstheme="minorHAnsi"/>
           <w:lang w:eastAsia="en-IN"/>
         </w:rPr>
-        <w:t>These parts together define how the selected elemen</w:t>
-      </w:r>
-      <w:r>
-        <w:rPr>
-          <w:rFonts w:eastAsia="Times New Roman" w:cstheme="minorHAnsi"/>
-          <w:lang w:eastAsia="en-IN"/>
-        </w:rPr>
-        <w:t>t should appear on the webpage.</w:t>
-      </w:r>
-      <w:r>
-        <w:rPr>
-          <w:rFonts w:eastAsia="Times New Roman" w:cstheme="minorHAnsi"/>
-          <w:lang w:eastAsia="en-IN"/>
-        </w:rPr>
         <w:pict>
-          <v:rect id="_x0000_i1042" style="width:0;height:1.5pt" o:hralign="center" o:hrstd="t" o:hr="t" fillcolor="#a0a0a0" stroked="f"/>
+          <v:rect id="_x0000_i1045" style="width:0;height:1.5pt" o:hralign="center" o:hrstd="t" o:hr="t" fillcolor="#a0a0a0" stroked="f"/>
         </w:pict>
       </w:r>
     </w:p>
@@ -12127,8 +13137,6 @@
         <w:jc w:val="both"/>
         <w:rPr>
           <w:rFonts w:eastAsia="Times New Roman" w:cstheme="minorHAnsi"/>
-          <w:sz w:val="24"/>
-          <w:u w:val="single"/>
           <w:lang w:eastAsia="en-IN"/>
         </w:rPr>
       </w:pPr>
@@ -12236,7 +13244,7 @@
     </w:p>
     <w:p>
       <w:pPr>
-        <w:spacing w:before="100" w:beforeAutospacing="1" w:after="100" w:afterAutospacing="1" w:line="240" w:lineRule="auto"/>
+        <w:spacing w:after="0" w:line="240" w:lineRule="auto"/>
         <w:jc w:val="both"/>
         <w:outlineLvl w:val="2"/>
         <w:rPr>
@@ -12254,6 +13262,129 @@
           <w:lang w:eastAsia="en-IN"/>
         </w:rPr>
         <w:t>Common Background Properties:</w:t>
+      </w:r>
+    </w:p>
+    <w:p>
+      <w:pPr>
+        <w:numPr>
+          <w:ilvl w:val="0"/>
+          <w:numId w:val="24"/>
+        </w:numPr>
+        <w:spacing w:after="0" w:line="240" w:lineRule="auto"/>
+        <w:jc w:val="both"/>
+        <w:rPr>
+          <w:rFonts w:ascii="Courier New" w:eastAsia="Times New Roman" w:hAnsi="Courier New" w:cs="Courier New"/>
+          <w:sz w:val="18"/>
+          <w:lang w:eastAsia="en-IN"/>
+        </w:rPr>
+      </w:pPr>
+      <w:r>
+        <w:rPr>
+          <w:rFonts w:eastAsia="Times New Roman" w:cstheme="minorHAnsi"/>
+          <w:b/>
+          <w:bCs/>
+          <w:lang w:eastAsia="en-IN"/>
+        </w:rPr>
+        <w:t>background-</w:t>
+      </w:r>
+      <w:proofErr w:type="spellStart"/>
+      <w:r>
+        <w:rPr>
+          <w:rFonts w:eastAsia="Times New Roman" w:cstheme="minorHAnsi"/>
+          <w:b/>
+          <w:bCs/>
+          <w:lang w:eastAsia="en-IN"/>
+        </w:rPr>
+        <w:t>color</w:t>
+      </w:r>
+      <w:proofErr w:type="spellEnd"/>
+      <w:r>
+        <w:rPr>
+          <w:rFonts w:eastAsia="Times New Roman" w:cstheme="minorHAnsi"/>
+          <w:lang w:eastAsia="en-IN"/>
+        </w:rPr>
+        <w:t xml:space="preserve">: </w:t>
+      </w:r>
+      <w:r>
+        <w:rPr>
+          <w:rFonts w:eastAsia="Times New Roman" w:cstheme="minorHAnsi"/>
+          <w:lang w:eastAsia="en-IN"/>
+        </w:rPr>
+        <w:t xml:space="preserve">Sets the </w:t>
+      </w:r>
+      <w:r>
+        <w:rPr>
+          <w:rFonts w:eastAsia="Times New Roman" w:cstheme="minorHAnsi"/>
+          <w:lang w:eastAsia="en-IN"/>
+        </w:rPr>
+        <w:t xml:space="preserve">background </w:t>
+      </w:r>
+      <w:proofErr w:type="spellStart"/>
+      <w:r>
+        <w:rPr>
+          <w:rFonts w:eastAsia="Times New Roman" w:cstheme="minorHAnsi"/>
+          <w:lang w:eastAsia="en-IN"/>
+        </w:rPr>
+        <w:t>color</w:t>
+      </w:r>
+      <w:proofErr w:type="spellEnd"/>
+      <w:r>
+        <w:rPr>
+          <w:rFonts w:eastAsia="Times New Roman" w:cstheme="minorHAnsi"/>
+          <w:lang w:eastAsia="en-IN"/>
+        </w:rPr>
+        <w:t xml:space="preserve"> of an element</w:t>
+      </w:r>
+      <w:r>
+        <w:rPr>
+          <w:rFonts w:eastAsia="Times New Roman" w:cstheme="minorHAnsi"/>
+          <w:lang w:eastAsia="en-IN"/>
+        </w:rPr>
+        <w:t xml:space="preserve">: </w:t>
+      </w:r>
+      <w:r>
+        <w:rPr>
+          <w:rFonts w:ascii="Courier New" w:eastAsia="Times New Roman" w:hAnsi="Courier New" w:cs="Courier New"/>
+          <w:sz w:val="18"/>
+          <w:lang w:eastAsia="en-IN"/>
+        </w:rPr>
+        <w:t>background-</w:t>
+      </w:r>
+      <w:proofErr w:type="spellStart"/>
+      <w:r>
+        <w:rPr>
+          <w:rFonts w:ascii="Courier New" w:eastAsia="Times New Roman" w:hAnsi="Courier New" w:cs="Courier New"/>
+          <w:sz w:val="18"/>
+          <w:lang w:eastAsia="en-IN"/>
+        </w:rPr>
+        <w:t>color</w:t>
+      </w:r>
+      <w:proofErr w:type="spellEnd"/>
+      <w:r>
+        <w:rPr>
+          <w:rFonts w:ascii="Courier New" w:eastAsia="Times New Roman" w:hAnsi="Courier New" w:cs="Courier New"/>
+          <w:sz w:val="18"/>
+          <w:lang w:eastAsia="en-IN"/>
+        </w:rPr>
+        <w:t xml:space="preserve">: </w:t>
+      </w:r>
+      <w:proofErr w:type="spellStart"/>
+      <w:r>
+        <w:rPr>
+          <w:rFonts w:ascii="Courier New" w:eastAsia="Times New Roman" w:hAnsi="Courier New" w:cs="Courier New"/>
+          <w:sz w:val="18"/>
+          <w:lang w:eastAsia="en-IN"/>
+        </w:rPr>
+        <w:t>lightblue</w:t>
+      </w:r>
+      <w:proofErr w:type="spellEnd"/>
+      <w:r>
+        <w:rPr>
+          <w:rFonts w:ascii="Courier New" w:eastAsia="Times New Roman" w:hAnsi="Courier New" w:cs="Courier New"/>
+          <w:sz w:val="18"/>
+          <w:lang w:eastAsia="en-IN"/>
+        </w:rPr>
+        <w:t>;</w:t>
       </w:r>
     </w:p>
     <w:p>
@@ -12265,8 +13396,7 @@
         <w:spacing w:before="100" w:beforeAutospacing="1" w:after="100" w:afterAutospacing="1" w:line="240" w:lineRule="auto"/>
         <w:jc w:val="both"/>
         <w:rPr>
-          <w:rFonts w:ascii="Courier New" w:eastAsia="Times New Roman" w:hAnsi="Courier New" w:cs="Courier New"/>
-          <w:sz w:val="18"/>
+          <w:rFonts w:eastAsia="Times New Roman" w:cstheme="minorHAnsi"/>
           <w:lang w:eastAsia="en-IN"/>
         </w:rPr>
       </w:pPr>
@@ -12277,106 +13407,61 @@
           <w:bCs/>
           <w:lang w:eastAsia="en-IN"/>
         </w:rPr>
-        <w:t>background-</w:t>
+        <w:t>background-image</w:t>
+      </w:r>
+      <w:r>
+        <w:rPr>
+          <w:rFonts w:eastAsia="Times New Roman" w:cstheme="minorHAnsi"/>
+          <w:lang w:eastAsia="en-IN"/>
+        </w:rPr>
+        <w:t xml:space="preserve">: </w:t>
+      </w:r>
+      <w:r>
+        <w:rPr>
+          <w:rFonts w:eastAsia="Times New Roman" w:cstheme="minorHAnsi"/>
+          <w:lang w:eastAsia="en-IN"/>
+        </w:rPr>
+        <w:t>Sets an image as the ba</w:t>
+      </w:r>
+      <w:r>
+        <w:rPr>
+          <w:rFonts w:eastAsia="Times New Roman" w:cstheme="minorHAnsi"/>
+          <w:lang w:eastAsia="en-IN"/>
+        </w:rPr>
+        <w:t>ckground:</w:t>
+      </w:r>
+      <w:r>
+        <w:rPr>
+          <w:rFonts w:eastAsia="Times New Roman" w:cstheme="minorHAnsi"/>
+          <w:lang w:eastAsia="en-IN"/>
+        </w:rPr>
+        <w:t xml:space="preserve"> </w:t>
+      </w:r>
+      <w:r>
+        <w:rPr>
+          <w:rFonts w:ascii="Courier New" w:eastAsia="Times New Roman" w:hAnsi="Courier New" w:cs="Courier New"/>
+          <w:sz w:val="18"/>
+          <w:lang w:eastAsia="en-IN"/>
+        </w:rPr>
+        <w:t xml:space="preserve">background-image: </w:t>
       </w:r>
       <w:proofErr w:type="spellStart"/>
       <w:r>
         <w:rPr>
-          <w:rFonts w:eastAsia="Times New Roman" w:cstheme="minorHAnsi"/>
-          <w:b/>
-          <w:bCs/>
-          <w:lang w:eastAsia="en-IN"/>
-        </w:rPr>
-        <w:t>color</w:t>
+          <w:rFonts w:ascii="Courier New" w:eastAsia="Times New Roman" w:hAnsi="Courier New" w:cs="Courier New"/>
+          <w:sz w:val="18"/>
+          <w:lang w:eastAsia="en-IN"/>
+        </w:rPr>
+        <w:t>url</w:t>
       </w:r>
       <w:proofErr w:type="spellEnd"/>
       <w:r>
         <w:rPr>
-          <w:rFonts w:eastAsia="Times New Roman" w:cstheme="minorHAnsi"/>
-          <w:lang w:eastAsia="en-IN"/>
-        </w:rPr>
-        <w:t xml:space="preserve">: </w:t>
-      </w:r>
-      <w:r>
-        <w:rPr>
-          <w:rFonts w:eastAsia="Times New Roman" w:cstheme="minorHAnsi"/>
-          <w:lang w:eastAsia="en-IN"/>
-        </w:rPr>
-        <w:t xml:space="preserve">Sets the </w:t>
-      </w:r>
-      <w:r>
-        <w:rPr>
-          <w:rFonts w:eastAsia="Times New Roman" w:cstheme="minorHAnsi"/>
-          <w:lang w:eastAsia="en-IN"/>
-        </w:rPr>
-        <w:t xml:space="preserve">background </w:t>
-      </w:r>
-      <w:proofErr w:type="spellStart"/>
-      <w:r>
-        <w:rPr>
-          <w:rFonts w:eastAsia="Times New Roman" w:cstheme="minorHAnsi"/>
-          <w:lang w:eastAsia="en-IN"/>
-        </w:rPr>
-        <w:t>color</w:t>
-      </w:r>
-      <w:proofErr w:type="spellEnd"/>
-      <w:r>
-        <w:rPr>
-          <w:rFonts w:eastAsia="Times New Roman" w:cstheme="minorHAnsi"/>
-          <w:lang w:eastAsia="en-IN"/>
-        </w:rPr>
-        <w:t xml:space="preserve"> of an element</w:t>
-      </w:r>
-      <w:r>
-        <w:rPr>
-          <w:rFonts w:eastAsia="Times New Roman" w:cstheme="minorHAnsi"/>
-          <w:lang w:eastAsia="en-IN"/>
-        </w:rPr>
-        <w:t xml:space="preserve">: </w:t>
-      </w:r>
-      <w:r>
-        <w:rPr>
-          <w:rFonts w:ascii="Courier New" w:eastAsia="Times New Roman" w:hAnsi="Courier New" w:cs="Courier New"/>
-          <w:sz w:val="18"/>
-          <w:lang w:eastAsia="en-IN"/>
-        </w:rPr>
-        <w:t>background-</w:t>
-      </w:r>
-      <w:proofErr w:type="spellStart"/>
-      <w:r>
-        <w:rPr>
-          <w:rFonts w:ascii="Courier New" w:eastAsia="Times New Roman" w:hAnsi="Courier New" w:cs="Courier New"/>
-          <w:sz w:val="18"/>
-          <w:lang w:eastAsia="en-IN"/>
-        </w:rPr>
-        <w:t>color</w:t>
-      </w:r>
-      <w:proofErr w:type="spellEnd"/>
-      <w:r>
-        <w:rPr>
-          <w:rFonts w:ascii="Courier New" w:eastAsia="Times New Roman" w:hAnsi="Courier New" w:cs="Courier New"/>
-          <w:sz w:val="18"/>
-          <w:lang w:eastAsia="en-IN"/>
-        </w:rPr>
-        <w:t xml:space="preserve">: </w:t>
-      </w:r>
-      <w:proofErr w:type="spellStart"/>
-      <w:r>
-        <w:rPr>
-          <w:rFonts w:ascii="Courier New" w:eastAsia="Times New Roman" w:hAnsi="Courier New" w:cs="Courier New"/>
-          <w:sz w:val="18"/>
-          <w:lang w:eastAsia="en-IN"/>
-        </w:rPr>
-        <w:t>lightblue</w:t>
-      </w:r>
-      <w:proofErr w:type="spellEnd"/>
-      <w:r>
-        <w:rPr>
-          <w:rFonts w:ascii="Courier New" w:eastAsia="Times New Roman" w:hAnsi="Courier New" w:cs="Courier New"/>
-          <w:sz w:val="18"/>
-          <w:lang w:eastAsia="en-IN"/>
-        </w:rPr>
-        <w:t>;</w:t>
+          <w:rFonts w:ascii="Courier New" w:eastAsia="Times New Roman" w:hAnsi="Courier New" w:cs="Courier New"/>
+          <w:sz w:val="18"/>
+          <w:lang w:eastAsia="en-IN"/>
+        </w:rPr>
+        <w:t>('bg.jpg');</w:t>
       </w:r>
     </w:p>
     <w:p>
@@ -12392,6 +13477,7 @@
           <w:lang w:eastAsia="en-IN"/>
         </w:rPr>
       </w:pPr>
+      <w:proofErr w:type="gramStart"/>
       <w:r>
         <w:rPr>
           <w:rFonts w:eastAsia="Times New Roman" w:cstheme="minorHAnsi"/>
@@ -12399,8 +13485,9 @@
           <w:bCs/>
           <w:lang w:eastAsia="en-IN"/>
         </w:rPr>
-        <w:t>background-image</w:t>
-      </w:r>
+        <w:t>background-repeat</w:t>
+      </w:r>
+      <w:proofErr w:type="gramEnd"/>
       <w:r>
         <w:rPr>
           <w:rFonts w:eastAsia="Times New Roman" w:cstheme="minorHAnsi"/>
@@ -12413,14 +13500,77 @@
           <w:rFonts w:eastAsia="Times New Roman" w:cstheme="minorHAnsi"/>
           <w:lang w:eastAsia="en-IN"/>
         </w:rPr>
-        <w:t>Sets an image as the ba</w:t>
-      </w:r>
-      <w:r>
-        <w:rPr>
-          <w:rFonts w:eastAsia="Times New Roman" w:cstheme="minorHAnsi"/>
-          <w:lang w:eastAsia="en-IN"/>
-        </w:rPr>
-        <w:t>ckground:</w:t>
+        <w:t>Controls if/how th</w:t>
+      </w:r>
+      <w:r>
+        <w:rPr>
+          <w:rFonts w:eastAsia="Times New Roman" w:cstheme="minorHAnsi"/>
+          <w:lang w:eastAsia="en-IN"/>
+        </w:rPr>
+        <w:t xml:space="preserve">e background image is repeated. </w:t>
+      </w:r>
+      <w:r>
+        <w:rPr>
+          <w:rFonts w:eastAsia="Times New Roman" w:cstheme="minorHAnsi"/>
+          <w:lang w:eastAsia="en-IN"/>
+        </w:rPr>
+        <w:t xml:space="preserve">Values: </w:t>
+      </w:r>
+      <w:r>
+        <w:rPr>
+          <w:rFonts w:eastAsia="Times New Roman" w:cstheme="minorHAnsi"/>
+          <w:lang w:eastAsia="en-IN"/>
+        </w:rPr>
+        <w:t>repeat</w:t>
+      </w:r>
+      <w:r>
+        <w:rPr>
+          <w:rFonts w:eastAsia="Times New Roman" w:cstheme="minorHAnsi"/>
+          <w:lang w:eastAsia="en-IN"/>
+        </w:rPr>
+        <w:t xml:space="preserve">, </w:t>
+      </w:r>
+      <w:r>
+        <w:rPr>
+          <w:rFonts w:eastAsia="Times New Roman" w:cstheme="minorHAnsi"/>
+          <w:lang w:eastAsia="en-IN"/>
+        </w:rPr>
+        <w:t>no-repeat</w:t>
+      </w:r>
+      <w:r>
+        <w:rPr>
+          <w:rFonts w:eastAsia="Times New Roman" w:cstheme="minorHAnsi"/>
+          <w:lang w:eastAsia="en-IN"/>
+        </w:rPr>
+        <w:t xml:space="preserve">, </w:t>
+      </w:r>
+      <w:r>
+        <w:rPr>
+          <w:rFonts w:eastAsia="Times New Roman" w:cstheme="minorHAnsi"/>
+          <w:lang w:eastAsia="en-IN"/>
+        </w:rPr>
+        <w:t>repeat-x</w:t>
+      </w:r>
+      <w:r>
+        <w:rPr>
+          <w:rFonts w:eastAsia="Times New Roman" w:cstheme="minorHAnsi"/>
+          <w:lang w:eastAsia="en-IN"/>
+        </w:rPr>
+        <w:t xml:space="preserve">, </w:t>
+      </w:r>
+      <w:r>
+        <w:rPr>
+          <w:rFonts w:eastAsia="Times New Roman" w:cstheme="minorHAnsi"/>
+          <w:lang w:eastAsia="en-IN"/>
+        </w:rPr>
+        <w:t>repeat-y</w:t>
+      </w:r>
+      <w:r>
+        <w:rPr>
+          <w:rFonts w:eastAsia="Times New Roman" w:cstheme="minorHAnsi"/>
+          <w:lang w:eastAsia="en-IN"/>
+        </w:rPr>
+        <w:t>:</w:t>
       </w:r>
       <w:r>
         <w:rPr>
@@ -12435,25 +13585,7 @@
           <w:sz w:val="18"/>
           <w:lang w:eastAsia="en-IN"/>
         </w:rPr>
-        <w:t xml:space="preserve">background-image: </w:t>
-      </w:r>
-      <w:proofErr w:type="spellStart"/>
-      <w:r>
-        <w:rPr>
-          <w:rFonts w:ascii="Courier New" w:eastAsia="Times New Roman" w:hAnsi="Courier New" w:cs="Courier New"/>
-          <w:sz w:val="18"/>
-          <w:lang w:eastAsia="en-IN"/>
-        </w:rPr>
-        <w:t>url</w:t>
-      </w:r>
-      <w:proofErr w:type="spellEnd"/>
-      <w:r>
-        <w:rPr>
-          <w:rFonts w:ascii="Courier New" w:eastAsia="Times New Roman" w:hAnsi="Courier New" w:cs="Courier New"/>
-          <w:sz w:val="18"/>
-          <w:lang w:eastAsia="en-IN"/>
-        </w:rPr>
-        <w:t>('bg.jpg');</w:t>
+        <w:t>background-repeat: no-repeat;</w:t>
       </w:r>
     </w:p>
     <w:p>
@@ -12476,7 +13608,7 @@
           <w:bCs/>
           <w:lang w:eastAsia="en-IN"/>
         </w:rPr>
-        <w:t>background-repeat</w:t>
+        <w:t>background-position</w:t>
       </w:r>
       <w:r>
         <w:rPr>
@@ -12490,92 +13622,47 @@
           <w:rFonts w:eastAsia="Times New Roman" w:cstheme="minorHAnsi"/>
           <w:lang w:eastAsia="en-IN"/>
         </w:rPr>
-        <w:t>Controls if/how th</w:t>
-      </w:r>
-      <w:r>
-        <w:rPr>
-          <w:rFonts w:eastAsia="Times New Roman" w:cstheme="minorHAnsi"/>
-          <w:lang w:eastAsia="en-IN"/>
-        </w:rPr>
-        <w:t xml:space="preserve">e background image is repeated. </w:t>
-      </w:r>
-      <w:r>
-        <w:rPr>
-          <w:rFonts w:eastAsia="Times New Roman" w:cstheme="minorHAnsi"/>
-          <w:lang w:eastAsia="en-IN"/>
-        </w:rPr>
-        <w:t xml:space="preserve">Values: </w:t>
-      </w:r>
-      <w:r>
-        <w:rPr>
-          <w:rFonts w:eastAsia="Times New Roman" w:cstheme="minorHAnsi"/>
-          <w:lang w:eastAsia="en-IN"/>
-        </w:rPr>
-        <w:t>repeat</w:t>
-      </w:r>
-      <w:r>
-        <w:rPr>
-          <w:rFonts w:eastAsia="Times New Roman" w:cstheme="minorHAnsi"/>
-          <w:lang w:eastAsia="en-IN"/>
-        </w:rPr>
-        <w:t xml:space="preserve">, </w:t>
-      </w:r>
-      <w:r>
-        <w:rPr>
-          <w:rFonts w:eastAsia="Times New Roman" w:cstheme="minorHAnsi"/>
-          <w:lang w:eastAsia="en-IN"/>
-        </w:rPr>
-        <w:t>no-repeat</w:t>
-      </w:r>
-      <w:r>
-        <w:rPr>
-          <w:rFonts w:eastAsia="Times New Roman" w:cstheme="minorHAnsi"/>
-          <w:lang w:eastAsia="en-IN"/>
-        </w:rPr>
-        <w:t xml:space="preserve">, </w:t>
-      </w:r>
-      <w:r>
-        <w:rPr>
-          <w:rFonts w:eastAsia="Times New Roman" w:cstheme="minorHAnsi"/>
-          <w:lang w:eastAsia="en-IN"/>
-        </w:rPr>
-        <w:t>repeat-x</w:t>
-      </w:r>
-      <w:r>
-        <w:rPr>
-          <w:rFonts w:eastAsia="Times New Roman" w:cstheme="minorHAnsi"/>
-          <w:lang w:eastAsia="en-IN"/>
-        </w:rPr>
-        <w:t xml:space="preserve">, </w:t>
-      </w:r>
-      <w:r>
-        <w:rPr>
-          <w:rFonts w:eastAsia="Times New Roman" w:cstheme="minorHAnsi"/>
-          <w:lang w:eastAsia="en-IN"/>
-        </w:rPr>
-        <w:t>repeat-y</w:t>
-      </w:r>
-      <w:r>
-        <w:rPr>
-          <w:rFonts w:eastAsia="Times New Roman" w:cstheme="minorHAnsi"/>
-          <w:lang w:eastAsia="en-IN"/>
-        </w:rPr>
-        <w:t>:</w:t>
-      </w:r>
-      <w:r>
-        <w:rPr>
-          <w:rFonts w:eastAsia="Times New Roman" w:cstheme="minorHAnsi"/>
-          <w:lang w:eastAsia="en-IN"/>
-        </w:rPr>
-        <w:t xml:space="preserve"> </w:t>
-      </w:r>
-      <w:r>
-        <w:rPr>
-          <w:rFonts w:ascii="Courier New" w:eastAsia="Times New Roman" w:hAnsi="Courier New" w:cs="Courier New"/>
-          <w:sz w:val="18"/>
-          <w:lang w:eastAsia="en-IN"/>
-        </w:rPr>
-        <w:t>background-repeat: no-repeat;</w:t>
+        <w:t>Sets the starting position of t</w:t>
+      </w:r>
+      <w:r>
+        <w:rPr>
+          <w:rFonts w:eastAsia="Times New Roman" w:cstheme="minorHAnsi"/>
+          <w:lang w:eastAsia="en-IN"/>
+        </w:rPr>
+        <w:t>he background image</w:t>
+      </w:r>
+      <w:r>
+        <w:rPr>
+          <w:rFonts w:eastAsia="Times New Roman" w:cstheme="minorHAnsi"/>
+          <w:lang w:eastAsia="en-IN"/>
+        </w:rPr>
+        <w:t xml:space="preserve">: </w:t>
+      </w:r>
+      <w:r>
+        <w:rPr>
+          <w:rFonts w:ascii="Courier New" w:eastAsia="Times New Roman" w:hAnsi="Courier New" w:cs="Courier New"/>
+          <w:sz w:val="18"/>
+          <w:lang w:eastAsia="en-IN"/>
+        </w:rPr>
+        <w:t xml:space="preserve">background-position: </w:t>
+      </w:r>
+      <w:proofErr w:type="spellStart"/>
+      <w:r>
+        <w:rPr>
+          <w:rFonts w:ascii="Courier New" w:eastAsia="Times New Roman" w:hAnsi="Courier New" w:cs="Courier New"/>
+          <w:sz w:val="18"/>
+          <w:lang w:eastAsia="en-IN"/>
+        </w:rPr>
+        <w:t>center</w:t>
+      </w:r>
+      <w:proofErr w:type="spellEnd"/>
+      <w:r>
+        <w:rPr>
+          <w:rFonts w:ascii="Courier New" w:eastAsia="Times New Roman" w:hAnsi="Courier New" w:cs="Courier New"/>
+          <w:sz w:val="18"/>
+          <w:lang w:eastAsia="en-IN"/>
+        </w:rPr>
+        <w:t xml:space="preserve"> top;</w:t>
       </w:r>
     </w:p>
     <w:p>
@@ -12598,7 +13685,14 @@
           <w:bCs/>
           <w:lang w:eastAsia="en-IN"/>
         </w:rPr>
-        <w:t>background-position</w:t>
+        <w:t>background-size</w:t>
+      </w:r>
+      <w:r>
+        <w:rPr>
+          <w:rFonts w:eastAsia="Times New Roman" w:cstheme="minorHAnsi"/>
+          <w:lang w:eastAsia="en-IN"/>
+        </w:rPr>
+        <w:t>: Scales the background image</w:t>
       </w:r>
       <w:r>
         <w:rPr>
@@ -12609,50 +13703,11 @@
       </w:r>
       <w:r>
         <w:rPr>
-          <w:rFonts w:eastAsia="Times New Roman" w:cstheme="minorHAnsi"/>
-          <w:lang w:eastAsia="en-IN"/>
-        </w:rPr>
-        <w:t>Sets the starting position of t</w:t>
-      </w:r>
-      <w:r>
-        <w:rPr>
-          <w:rFonts w:eastAsia="Times New Roman" w:cstheme="minorHAnsi"/>
-          <w:lang w:eastAsia="en-IN"/>
-        </w:rPr>
-        <w:t>he background image</w:t>
-      </w:r>
-      <w:r>
-        <w:rPr>
-          <w:rFonts w:eastAsia="Times New Roman" w:cstheme="minorHAnsi"/>
-          <w:lang w:eastAsia="en-IN"/>
-        </w:rPr>
-        <w:t xml:space="preserve">: </w:t>
-      </w:r>
-      <w:r>
-        <w:rPr>
-          <w:rFonts w:ascii="Courier New" w:eastAsia="Times New Roman" w:hAnsi="Courier New" w:cs="Courier New"/>
-          <w:sz w:val="18"/>
-          <w:lang w:eastAsia="en-IN"/>
-        </w:rPr>
-        <w:t xml:space="preserve">background-position: </w:t>
-      </w:r>
-      <w:proofErr w:type="spellStart"/>
-      <w:r>
-        <w:rPr>
-          <w:rFonts w:ascii="Courier New" w:eastAsia="Times New Roman" w:hAnsi="Courier New" w:cs="Courier New"/>
-          <w:sz w:val="18"/>
-          <w:lang w:eastAsia="en-IN"/>
-        </w:rPr>
-        <w:t>center</w:t>
-      </w:r>
-      <w:proofErr w:type="spellEnd"/>
-      <w:r>
-        <w:rPr>
-          <w:rFonts w:ascii="Courier New" w:eastAsia="Times New Roman" w:hAnsi="Courier New" w:cs="Courier New"/>
-          <w:sz w:val="18"/>
-          <w:lang w:eastAsia="en-IN"/>
-        </w:rPr>
-        <w:t xml:space="preserve"> top;</w:t>
+          <w:rFonts w:ascii="Courier New" w:eastAsia="Times New Roman" w:hAnsi="Courier New" w:cs="Courier New"/>
+          <w:sz w:val="18"/>
+          <w:lang w:eastAsia="en-IN"/>
+        </w:rPr>
+        <w:t>background-size: cover;</w:t>
       </w:r>
     </w:p>
     <w:p>
@@ -12664,7 +13719,8 @@
         <w:spacing w:before="100" w:beforeAutospacing="1" w:after="100" w:afterAutospacing="1" w:line="240" w:lineRule="auto"/>
         <w:jc w:val="both"/>
         <w:rPr>
-          <w:rFonts w:eastAsia="Times New Roman" w:cstheme="minorHAnsi"/>
+          <w:rFonts w:ascii="Courier New" w:eastAsia="Times New Roman" w:hAnsi="Courier New" w:cs="Courier New"/>
+          <w:sz w:val="18"/>
           <w:lang w:eastAsia="en-IN"/>
         </w:rPr>
       </w:pPr>
@@ -12675,14 +13731,7 @@
           <w:bCs/>
           <w:lang w:eastAsia="en-IN"/>
         </w:rPr>
-        <w:t>background-size</w:t>
-      </w:r>
-      <w:r>
-        <w:rPr>
-          <w:rFonts w:eastAsia="Times New Roman" w:cstheme="minorHAnsi"/>
-          <w:lang w:eastAsia="en-IN"/>
-        </w:rPr>
-        <w:t>: Scales the background image</w:t>
+        <w:t>background-attachment</w:t>
       </w:r>
       <w:r>
         <w:rPr>
@@ -12693,11 +13742,32 @@
       </w:r>
       <w:r>
         <w:rPr>
-          <w:rFonts w:ascii="Courier New" w:eastAsia="Times New Roman" w:hAnsi="Courier New" w:cs="Courier New"/>
-          <w:sz w:val="18"/>
-          <w:lang w:eastAsia="en-IN"/>
-        </w:rPr>
-        <w:t>background-size: cover;</w:t>
+          <w:rFonts w:eastAsia="Times New Roman" w:cstheme="minorHAnsi"/>
+          <w:lang w:eastAsia="en-IN"/>
+        </w:rPr>
+        <w:t>Defines if background scrol</w:t>
+      </w:r>
+      <w:r>
+        <w:rPr>
+          <w:rFonts w:eastAsia="Times New Roman" w:cstheme="minorHAnsi"/>
+          <w:lang w:eastAsia="en-IN"/>
+        </w:rPr>
+        <w:t>ls/ fixed</w:t>
+      </w:r>
+      <w:r>
+        <w:rPr>
+          <w:rFonts w:eastAsia="Times New Roman" w:cstheme="minorHAnsi"/>
+          <w:lang w:eastAsia="en-IN"/>
+        </w:rPr>
+        <w:t xml:space="preserve">: </w:t>
+      </w:r>
+      <w:r>
+        <w:rPr>
+          <w:rFonts w:ascii="Courier New" w:eastAsia="Times New Roman" w:hAnsi="Courier New" w:cs="Courier New"/>
+          <w:sz w:val="18"/>
+          <w:lang w:eastAsia="en-IN"/>
+        </w:rPr>
+        <w:t>background-attachment: fixed;</w:t>
       </w:r>
     </w:p>
     <w:p>
@@ -12709,8 +13779,7 @@
         <w:spacing w:before="100" w:beforeAutospacing="1" w:after="100" w:afterAutospacing="1" w:line="240" w:lineRule="auto"/>
         <w:jc w:val="both"/>
         <w:rPr>
-          <w:rFonts w:ascii="Courier New" w:eastAsia="Times New Roman" w:hAnsi="Courier New" w:cs="Courier New"/>
-          <w:sz w:val="18"/>
+          <w:rFonts w:eastAsia="Times New Roman" w:cstheme="minorHAnsi"/>
           <w:lang w:eastAsia="en-IN"/>
         </w:rPr>
       </w:pPr>
@@ -12721,51 +13790,62 @@
           <w:bCs/>
           <w:lang w:eastAsia="en-IN"/>
         </w:rPr>
-        <w:t>background-attachment</w:t>
-      </w:r>
-      <w:r>
-        <w:rPr>
-          <w:rFonts w:eastAsia="Times New Roman" w:cstheme="minorHAnsi"/>
-          <w:lang w:eastAsia="en-IN"/>
-        </w:rPr>
-        <w:t xml:space="preserve">: </w:t>
-      </w:r>
-      <w:r>
-        <w:rPr>
-          <w:rFonts w:eastAsia="Times New Roman" w:cstheme="minorHAnsi"/>
-          <w:lang w:eastAsia="en-IN"/>
-        </w:rPr>
-        <w:t>Defines if background scrol</w:t>
-      </w:r>
-      <w:r>
-        <w:rPr>
-          <w:rFonts w:eastAsia="Times New Roman" w:cstheme="minorHAnsi"/>
-          <w:lang w:eastAsia="en-IN"/>
-        </w:rPr>
-        <w:t>ls/ fixed</w:t>
-      </w:r>
-      <w:r>
-        <w:rPr>
-          <w:rFonts w:eastAsia="Times New Roman" w:cstheme="minorHAnsi"/>
-          <w:lang w:eastAsia="en-IN"/>
-        </w:rPr>
-        <w:t xml:space="preserve">: </w:t>
-      </w:r>
-      <w:r>
-        <w:rPr>
-          <w:rFonts w:ascii="Courier New" w:eastAsia="Times New Roman" w:hAnsi="Courier New" w:cs="Courier New"/>
-          <w:sz w:val="18"/>
-          <w:lang w:eastAsia="en-IN"/>
-        </w:rPr>
-        <w:t>background-attachment: fixed;</w:t>
-      </w:r>
-    </w:p>
-    <w:p>
-      <w:pPr>
-        <w:numPr>
-          <w:ilvl w:val="0"/>
-          <w:numId w:val="24"/>
-        </w:numPr>
+        <w:t>background</w:t>
+      </w:r>
+      <w:r>
+        <w:rPr>
+          <w:rFonts w:eastAsia="Times New Roman" w:cstheme="minorHAnsi"/>
+          <w:lang w:eastAsia="en-IN"/>
+        </w:rPr>
+        <w:t xml:space="preserve"> (shorthand): </w:t>
+      </w:r>
+      <w:r>
+        <w:rPr>
+          <w:rFonts w:ascii="Courier New" w:eastAsia="Times New Roman" w:hAnsi="Courier New" w:cs="Courier New"/>
+          <w:sz w:val="18"/>
+          <w:lang w:eastAsia="en-IN"/>
+        </w:rPr>
+        <w:t xml:space="preserve">background: </w:t>
+      </w:r>
+      <w:proofErr w:type="spellStart"/>
+      <w:r>
+        <w:rPr>
+          <w:rFonts w:ascii="Courier New" w:eastAsia="Times New Roman" w:hAnsi="Courier New" w:cs="Courier New"/>
+          <w:sz w:val="18"/>
+          <w:lang w:eastAsia="en-IN"/>
+        </w:rPr>
+        <w:t>url</w:t>
+      </w:r>
+      <w:proofErr w:type="spellEnd"/>
+      <w:r>
+        <w:rPr>
+          <w:rFonts w:ascii="Courier New" w:eastAsia="Times New Roman" w:hAnsi="Courier New" w:cs="Courier New"/>
+          <w:sz w:val="18"/>
+          <w:lang w:eastAsia="en-IN"/>
+        </w:rPr>
+        <w:t xml:space="preserve">('bg.jpg') no-repeat </w:t>
+      </w:r>
+      <w:proofErr w:type="spellStart"/>
+      <w:r>
+        <w:rPr>
+          <w:rFonts w:ascii="Courier New" w:eastAsia="Times New Roman" w:hAnsi="Courier New" w:cs="Courier New"/>
+          <w:sz w:val="18"/>
+          <w:lang w:eastAsia="en-IN"/>
+        </w:rPr>
+        <w:t>center</w:t>
+      </w:r>
+      <w:proofErr w:type="spellEnd"/>
+      <w:r>
+        <w:rPr>
+          <w:rFonts w:ascii="Courier New" w:eastAsia="Times New Roman" w:hAnsi="Courier New" w:cs="Courier New"/>
+          <w:sz w:val="18"/>
+          <w:lang w:eastAsia="en-IN"/>
+        </w:rPr>
+        <w:t>/cover fixed;</w:t>
+      </w:r>
+    </w:p>
+    <w:p>
+      <w:pPr>
         <w:spacing w:before="100" w:beforeAutospacing="1" w:after="100" w:afterAutospacing="1" w:line="240" w:lineRule="auto"/>
         <w:jc w:val="both"/>
         <w:rPr>
@@ -12776,80 +13856,10 @@
       <w:r>
         <w:rPr>
           <w:rFonts w:eastAsia="Times New Roman" w:cstheme="minorHAnsi"/>
-          <w:b/>
-          <w:bCs/>
-          <w:lang w:eastAsia="en-IN"/>
-        </w:rPr>
-        <w:t>background</w:t>
-      </w:r>
-      <w:r>
-        <w:rPr>
-          <w:rFonts w:eastAsia="Times New Roman" w:cstheme="minorHAnsi"/>
-          <w:lang w:eastAsia="en-IN"/>
-        </w:rPr>
-        <w:t xml:space="preserve"> (shorthand): </w:t>
-      </w:r>
-      <w:r>
-        <w:rPr>
-          <w:rFonts w:ascii="Courier New" w:eastAsia="Times New Roman" w:hAnsi="Courier New" w:cs="Courier New"/>
-          <w:sz w:val="18"/>
-          <w:lang w:eastAsia="en-IN"/>
-        </w:rPr>
-        <w:t xml:space="preserve">background: </w:t>
-      </w:r>
-      <w:proofErr w:type="spellStart"/>
-      <w:r>
-        <w:rPr>
-          <w:rFonts w:ascii="Courier New" w:eastAsia="Times New Roman" w:hAnsi="Courier New" w:cs="Courier New"/>
-          <w:sz w:val="18"/>
-          <w:lang w:eastAsia="en-IN"/>
-        </w:rPr>
-        <w:t>url</w:t>
-      </w:r>
-      <w:proofErr w:type="spellEnd"/>
-      <w:r>
-        <w:rPr>
-          <w:rFonts w:ascii="Courier New" w:eastAsia="Times New Roman" w:hAnsi="Courier New" w:cs="Courier New"/>
-          <w:sz w:val="18"/>
-          <w:lang w:eastAsia="en-IN"/>
-        </w:rPr>
-        <w:t xml:space="preserve">('bg.jpg') no-repeat </w:t>
-      </w:r>
-      <w:proofErr w:type="spellStart"/>
-      <w:r>
-        <w:rPr>
-          <w:rFonts w:ascii="Courier New" w:eastAsia="Times New Roman" w:hAnsi="Courier New" w:cs="Courier New"/>
-          <w:sz w:val="18"/>
-          <w:lang w:eastAsia="en-IN"/>
-        </w:rPr>
-        <w:t>center</w:t>
-      </w:r>
-      <w:proofErr w:type="spellEnd"/>
-      <w:r>
-        <w:rPr>
-          <w:rFonts w:ascii="Courier New" w:eastAsia="Times New Roman" w:hAnsi="Courier New" w:cs="Courier New"/>
-          <w:sz w:val="18"/>
-          <w:lang w:eastAsia="en-IN"/>
-        </w:rPr>
-        <w:t>/cover fixed;</w:t>
-      </w:r>
-    </w:p>
-    <w:p>
-      <w:pPr>
-        <w:spacing w:before="100" w:beforeAutospacing="1" w:after="100" w:afterAutospacing="1" w:line="240" w:lineRule="auto"/>
-        <w:jc w:val="both"/>
-        <w:rPr>
-          <w:rFonts w:eastAsia="Times New Roman" w:cstheme="minorHAnsi"/>
-          <w:lang w:eastAsia="en-IN"/>
-        </w:rPr>
-      </w:pPr>
-      <w:r>
-        <w:rPr>
-          <w:rFonts w:eastAsia="Times New Roman" w:cstheme="minorHAnsi"/>
           <w:lang w:eastAsia="en-IN"/>
         </w:rPr>
         <w:pict>
-          <v:rect id="_x0000_i1043" style="width:0;height:1.5pt" o:hralign="center" o:hrstd="t" o:hr="t" fillcolor="#a0a0a0" stroked="f"/>
+          <v:rect id="_x0000_i1042" style="width:0;height:1.5pt" o:hralign="center" o:hrstd="t" o:hr="t" fillcolor="#a0a0a0" stroked="f"/>
         </w:pict>
       </w:r>
     </w:p>
@@ -13315,7 +14325,6 @@
                 <w:bCs/>
                 <w:lang w:eastAsia="en-IN"/>
               </w:rPr>
-              <w:lastRenderedPageBreak/>
               <w:t>Example (HTML)</w:t>
             </w:r>
           </w:p>
@@ -13576,6 +14585,7 @@
           <w:bCs/>
           <w:lang w:eastAsia="en-IN"/>
         </w:rPr>
+        <w:lastRenderedPageBreak/>
         <w:t>Class</w:t>
       </w:r>
       <w:r>
@@ -13631,7 +14641,7 @@
           <w:lang w:eastAsia="en-IN"/>
         </w:rPr>
         <w:pict>
-          <v:rect id="_x0000_i1044" style="width:0;height:1.5pt" o:hralign="center" o:hrstd="t" o:hr="t" fillcolor="#a0a0a0" stroked="f"/>
+          <v:rect id="_x0000_i1043" style="width:0;height:1.5pt" o:hralign="center" o:hrstd="t" o:hr="t" fillcolor="#a0a0a0" stroked="f"/>
         </w:pict>
       </w:r>
     </w:p>
@@ -13770,13 +14780,23 @@
           <w:lang w:eastAsia="en-IN"/>
         </w:rPr>
       </w:pPr>
-      <w:r>
-        <w:rPr>
-          <w:rFonts w:ascii="Courier New" w:eastAsia="Times New Roman" w:hAnsi="Courier New" w:cs="Courier New"/>
-          <w:sz w:val="18"/>
-          <w:lang w:eastAsia="en-IN"/>
-        </w:rPr>
-        <w:t>selector {</w:t>
+      <w:proofErr w:type="gramStart"/>
+      <w:r>
+        <w:rPr>
+          <w:rFonts w:ascii="Courier New" w:eastAsia="Times New Roman" w:hAnsi="Courier New" w:cs="Courier New"/>
+          <w:sz w:val="18"/>
+          <w:lang w:eastAsia="en-IN"/>
+        </w:rPr>
+        <w:t>selector</w:t>
+      </w:r>
+      <w:proofErr w:type="gramEnd"/>
+      <w:r>
+        <w:rPr>
+          <w:rFonts w:ascii="Courier New" w:eastAsia="Times New Roman" w:hAnsi="Courier New" w:cs="Courier New"/>
+          <w:sz w:val="18"/>
+          <w:lang w:eastAsia="en-IN"/>
+        </w:rPr>
+        <w:t xml:space="preserve"> {</w:t>
       </w:r>
     </w:p>
     <w:p>
@@ -13814,7 +14834,25 @@
           <w:sz w:val="18"/>
           <w:lang w:eastAsia="en-IN"/>
         </w:rPr>
-        <w:t xml:space="preserve">  property: value;</w:t>
+        <w:t xml:space="preserve">  </w:t>
+      </w:r>
+      <w:proofErr w:type="gramStart"/>
+      <w:r>
+        <w:rPr>
+          <w:rFonts w:ascii="Courier New" w:eastAsia="Times New Roman" w:hAnsi="Courier New" w:cs="Courier New"/>
+          <w:sz w:val="18"/>
+          <w:lang w:eastAsia="en-IN"/>
+        </w:rPr>
+        <w:t>property</w:t>
+      </w:r>
+      <w:proofErr w:type="gramEnd"/>
+      <w:r>
+        <w:rPr>
+          <w:rFonts w:ascii="Courier New" w:eastAsia="Times New Roman" w:hAnsi="Courier New" w:cs="Courier New"/>
+          <w:sz w:val="18"/>
+          <w:lang w:eastAsia="en-IN"/>
+        </w:rPr>
+        <w:t>: value;</w:t>
       </w:r>
     </w:p>
     <w:p>
@@ -13906,13 +14944,23 @@
           <w:lang w:eastAsia="en-IN"/>
         </w:rPr>
       </w:pPr>
-      <w:r>
-        <w:rPr>
-          <w:rFonts w:ascii="Courier New" w:eastAsia="Times New Roman" w:hAnsi="Courier New" w:cs="Courier New"/>
-          <w:sz w:val="18"/>
-          <w:lang w:eastAsia="en-IN"/>
-        </w:rPr>
-        <w:t>p {</w:t>
+      <w:proofErr w:type="gramStart"/>
+      <w:r>
+        <w:rPr>
+          <w:rFonts w:ascii="Courier New" w:eastAsia="Times New Roman" w:hAnsi="Courier New" w:cs="Courier New"/>
+          <w:sz w:val="18"/>
+          <w:lang w:eastAsia="en-IN"/>
+        </w:rPr>
+        <w:t>p</w:t>
+      </w:r>
+      <w:proofErr w:type="gramEnd"/>
+      <w:r>
+        <w:rPr>
+          <w:rFonts w:ascii="Courier New" w:eastAsia="Times New Roman" w:hAnsi="Courier New" w:cs="Courier New"/>
+          <w:sz w:val="18"/>
+          <w:lang w:eastAsia="en-IN"/>
+        </w:rPr>
+        <w:t xml:space="preserve"> {</w:t>
       </w:r>
     </w:p>
     <w:p>
@@ -13953,6 +15001,7 @@
         <w:t xml:space="preserve">  </w:t>
       </w:r>
       <w:proofErr w:type="spellStart"/>
+      <w:proofErr w:type="gramStart"/>
       <w:r>
         <w:rPr>
           <w:rFonts w:ascii="Courier New" w:eastAsia="Times New Roman" w:hAnsi="Courier New" w:cs="Courier New"/>
@@ -13962,6 +15011,7 @@
         <w:t>color</w:t>
       </w:r>
       <w:proofErr w:type="spellEnd"/>
+      <w:proofErr w:type="gramEnd"/>
       <w:r>
         <w:rPr>
           <w:rFonts w:ascii="Courier New" w:eastAsia="Times New Roman" w:hAnsi="Courier New" w:cs="Courier New"/>
@@ -14006,7 +15056,25 @@
           <w:sz w:val="18"/>
           <w:lang w:eastAsia="en-IN"/>
         </w:rPr>
-        <w:t xml:space="preserve">  font-size: 16px;</w:t>
+        <w:t xml:space="preserve">  </w:t>
+      </w:r>
+      <w:proofErr w:type="gramStart"/>
+      <w:r>
+        <w:rPr>
+          <w:rFonts w:ascii="Courier New" w:eastAsia="Times New Roman" w:hAnsi="Courier New" w:cs="Courier New"/>
+          <w:sz w:val="18"/>
+          <w:lang w:eastAsia="en-IN"/>
+        </w:rPr>
+        <w:t>font-size</w:t>
+      </w:r>
+      <w:proofErr w:type="gramEnd"/>
+      <w:r>
+        <w:rPr>
+          <w:rFonts w:ascii="Courier New" w:eastAsia="Times New Roman" w:hAnsi="Courier New" w:cs="Courier New"/>
+          <w:sz w:val="18"/>
+          <w:lang w:eastAsia="en-IN"/>
+        </w:rPr>
+        <w:t>: 16px;</w:t>
       </w:r>
     </w:p>
     <w:p>
@@ -14539,7 +15607,7 @@
           <w:lang w:eastAsia="en-IN"/>
         </w:rPr>
         <w:pict>
-          <v:rect id="_x0000_i1045" style="width:0;height:1.5pt" o:hralign="center" o:hrstd="t" o:hr="t" fillcolor="#a0a0a0" stroked="f"/>
+          <v:rect id="_x0000_i1044" style="width:0;height:1.5pt" o:hralign="center" o:hrstd="t" o:hr="t" fillcolor="#a0a0a0" stroked="f"/>
         </w:pict>
       </w:r>
     </w:p>
@@ -15366,7 +16434,7 @@
   <w:abstractNum w:abstractNumId="6">
     <w:nsid w:val="1ED75361"/>
     <w:multiLevelType w:val="multilevel"/>
-    <w:tmpl w:val="12767FCE"/>
+    <w:tmpl w:val="F0C8AB00"/>
     <w:lvl w:ilvl="0">
       <w:start w:val="1"/>
       <w:numFmt w:val="bullet"/>
@@ -15383,20 +16451,17 @@
         <w:sz w:val="20"/>
       </w:rPr>
     </w:lvl>
-    <w:lvl w:ilvl="1" w:tentative="1">
-      <w:start w:val="1"/>
-      <w:numFmt w:val="bullet"/>
-      <w:lvlText w:val="o"/>
-      <w:lvlJc w:val="left"/>
-      <w:pPr>
-        <w:tabs>
-          <w:tab w:val="num" w:pos="1440"/>
-        </w:tabs>
+    <w:lvl w:ilvl="1">
+      <w:start w:val="1"/>
+      <w:numFmt w:val="decimal"/>
+      <w:lvlText w:val="%2."/>
+      <w:lvlJc w:val="left"/>
+      <w:pPr>
         <w:ind w:left="1440" w:hanging="360"/>
       </w:pPr>
       <w:rPr>
-        <w:rFonts w:ascii="Courier New" w:hAnsi="Courier New" w:hint="default"/>
-        <w:sz w:val="20"/>
+        <w:rFonts w:hint="default"/>
+        <w:b/>
       </w:rPr>
     </w:lvl>
     <w:lvl w:ilvl="2" w:tentative="1">
@@ -16339,6 +17404,92 @@
     </w:lvl>
   </w:abstractNum>
   <w:abstractNum w:abstractNumId="13">
+    <w:nsid w:val="2FB44E28"/>
+    <w:multiLevelType w:val="hybridMultilevel"/>
+    <w:tmpl w:val="1632C826"/>
+    <w:lvl w:ilvl="0" w:tplc="4009000F">
+      <w:start w:val="1"/>
+      <w:numFmt w:val="decimal"/>
+      <w:lvlText w:val="%1."/>
+      <w:lvlJc w:val="left"/>
+      <w:pPr>
+        <w:ind w:left="720" w:hanging="360"/>
+      </w:pPr>
+    </w:lvl>
+    <w:lvl w:ilvl="1" w:tplc="40090019" w:tentative="1">
+      <w:start w:val="1"/>
+      <w:numFmt w:val="lowerLetter"/>
+      <w:lvlText w:val="%2."/>
+      <w:lvlJc w:val="left"/>
+      <w:pPr>
+        <w:ind w:left="1440" w:hanging="360"/>
+      </w:pPr>
+    </w:lvl>
+    <w:lvl w:ilvl="2" w:tplc="4009001B" w:tentative="1">
+      <w:start w:val="1"/>
+      <w:numFmt w:val="lowerRoman"/>
+      <w:lvlText w:val="%3."/>
+      <w:lvlJc w:val="right"/>
+      <w:pPr>
+        <w:ind w:left="2160" w:hanging="180"/>
+      </w:pPr>
+    </w:lvl>
+    <w:lvl w:ilvl="3" w:tplc="4009000F" w:tentative="1">
+      <w:start w:val="1"/>
+      <w:numFmt w:val="decimal"/>
+      <w:lvlText w:val="%4."/>
+      <w:lvlJc w:val="left"/>
+      <w:pPr>
+        <w:ind w:left="2880" w:hanging="360"/>
+      </w:pPr>
+    </w:lvl>
+    <w:lvl w:ilvl="4" w:tplc="40090019" w:tentative="1">
+      <w:start w:val="1"/>
+      <w:numFmt w:val="lowerLetter"/>
+      <w:lvlText w:val="%5."/>
+      <w:lvlJc w:val="left"/>
+      <w:pPr>
+        <w:ind w:left="3600" w:hanging="360"/>
+      </w:pPr>
+    </w:lvl>
+    <w:lvl w:ilvl="5" w:tplc="4009001B" w:tentative="1">
+      <w:start w:val="1"/>
+      <w:numFmt w:val="lowerRoman"/>
+      <w:lvlText w:val="%6."/>
+      <w:lvlJc w:val="right"/>
+      <w:pPr>
+        <w:ind w:left="4320" w:hanging="180"/>
+      </w:pPr>
+    </w:lvl>
+    <w:lvl w:ilvl="6" w:tplc="4009000F" w:tentative="1">
+      <w:start w:val="1"/>
+      <w:numFmt w:val="decimal"/>
+      <w:lvlText w:val="%7."/>
+      <w:lvlJc w:val="left"/>
+      <w:pPr>
+        <w:ind w:left="5040" w:hanging="360"/>
+      </w:pPr>
+    </w:lvl>
+    <w:lvl w:ilvl="7" w:tplc="40090019" w:tentative="1">
+      <w:start w:val="1"/>
+      <w:numFmt w:val="lowerLetter"/>
+      <w:lvlText w:val="%8."/>
+      <w:lvlJc w:val="left"/>
+      <w:pPr>
+        <w:ind w:left="5760" w:hanging="360"/>
+      </w:pPr>
+    </w:lvl>
+    <w:lvl w:ilvl="8" w:tplc="4009001B" w:tentative="1">
+      <w:start w:val="1"/>
+      <w:numFmt w:val="lowerRoman"/>
+      <w:lvlText w:val="%9."/>
+      <w:lvlJc w:val="right"/>
+      <w:pPr>
+        <w:ind w:left="6480" w:hanging="180"/>
+      </w:pPr>
+    </w:lvl>
+  </w:abstractNum>
+  <w:abstractNum w:abstractNumId="14">
     <w:nsid w:val="3045014A"/>
     <w:multiLevelType w:val="multilevel"/>
     <w:tmpl w:val="457E8162"/>
@@ -16487,7 +17638,7 @@
       </w:rPr>
     </w:lvl>
   </w:abstractNum>
-  <w:abstractNum w:abstractNumId="14">
+  <w:abstractNum w:abstractNumId="15">
     <w:nsid w:val="311B1B31"/>
     <w:multiLevelType w:val="multilevel"/>
     <w:tmpl w:val="CABE6E8E"/>
@@ -16636,7 +17787,7 @@
       </w:rPr>
     </w:lvl>
   </w:abstractNum>
-  <w:abstractNum w:abstractNumId="15">
+  <w:abstractNum w:abstractNumId="16">
     <w:nsid w:val="38CA4D63"/>
     <w:multiLevelType w:val="multilevel"/>
     <w:tmpl w:val="060683C4"/>
@@ -16785,7 +17936,7 @@
       </w:rPr>
     </w:lvl>
   </w:abstractNum>
-  <w:abstractNum w:abstractNumId="16">
+  <w:abstractNum w:abstractNumId="17">
     <w:nsid w:val="3D4260BF"/>
     <w:multiLevelType w:val="multilevel"/>
     <w:tmpl w:val="7D48C204"/>
@@ -16934,7 +18085,7 @@
       </w:rPr>
     </w:lvl>
   </w:abstractNum>
-  <w:abstractNum w:abstractNumId="17">
+  <w:abstractNum w:abstractNumId="18">
     <w:nsid w:val="4D04465A"/>
     <w:multiLevelType w:val="multilevel"/>
     <w:tmpl w:val="5AEA2A96"/>
@@ -17083,7 +18234,7 @@
       </w:rPr>
     </w:lvl>
   </w:abstractNum>
-  <w:abstractNum w:abstractNumId="18">
+  <w:abstractNum w:abstractNumId="19">
     <w:nsid w:val="51BF5145"/>
     <w:multiLevelType w:val="multilevel"/>
     <w:tmpl w:val="3A7E80D8"/>
@@ -17232,7 +18383,7 @@
       </w:rPr>
     </w:lvl>
   </w:abstractNum>
-  <w:abstractNum w:abstractNumId="19">
+  <w:abstractNum w:abstractNumId="20">
     <w:nsid w:val="540927C0"/>
     <w:multiLevelType w:val="multilevel"/>
     <w:tmpl w:val="7B88A2EC"/>
@@ -17381,7 +18532,7 @@
       </w:rPr>
     </w:lvl>
   </w:abstractNum>
-  <w:abstractNum w:abstractNumId="20">
+  <w:abstractNum w:abstractNumId="21">
     <w:nsid w:val="5A9F4277"/>
     <w:multiLevelType w:val="multilevel"/>
     <w:tmpl w:val="17461B00"/>
@@ -17494,7 +18645,7 @@
       </w:pPr>
     </w:lvl>
   </w:abstractNum>
-  <w:abstractNum w:abstractNumId="21">
+  <w:abstractNum w:abstractNumId="22">
     <w:nsid w:val="5CC65418"/>
     <w:multiLevelType w:val="multilevel"/>
     <w:tmpl w:val="B46AF398"/>
@@ -17643,7 +18794,7 @@
       </w:rPr>
     </w:lvl>
   </w:abstractNum>
-  <w:abstractNum w:abstractNumId="22">
+  <w:abstractNum w:abstractNumId="23">
     <w:nsid w:val="6C7040D0"/>
     <w:multiLevelType w:val="multilevel"/>
     <w:tmpl w:val="7C6A79BA"/>
@@ -17792,7 +18943,7 @@
       </w:rPr>
     </w:lvl>
   </w:abstractNum>
-  <w:abstractNum w:abstractNumId="23">
+  <w:abstractNum w:abstractNumId="24">
     <w:nsid w:val="6DBC2178"/>
     <w:multiLevelType w:val="multilevel"/>
     <w:tmpl w:val="41FE0F16"/>
@@ -17909,7 +19060,7 @@
       </w:pPr>
     </w:lvl>
   </w:abstractNum>
-  <w:abstractNum w:abstractNumId="24">
+  <w:abstractNum w:abstractNumId="25">
     <w:nsid w:val="76FF6F69"/>
     <w:multiLevelType w:val="multilevel"/>
     <w:tmpl w:val="98DCABEE"/>
@@ -18058,7 +19209,7 @@
       </w:rPr>
     </w:lvl>
   </w:abstractNum>
-  <w:abstractNum w:abstractNumId="25">
+  <w:abstractNum w:abstractNumId="26">
     <w:nsid w:val="77E9051C"/>
     <w:multiLevelType w:val="multilevel"/>
     <w:tmpl w:val="481E3E52"/>
@@ -18207,7 +19358,7 @@
       </w:rPr>
     </w:lvl>
   </w:abstractNum>
-  <w:abstractNum w:abstractNumId="26">
+  <w:abstractNum w:abstractNumId="27">
     <w:nsid w:val="79CD0CAC"/>
     <w:multiLevelType w:val="multilevel"/>
     <w:tmpl w:val="B86A4862"/>
@@ -18320,7 +19471,7 @@
       </w:pPr>
     </w:lvl>
   </w:abstractNum>
-  <w:abstractNum w:abstractNumId="27">
+  <w:abstractNum w:abstractNumId="28">
     <w:nsid w:val="7F7F0AA5"/>
     <w:multiLevelType w:val="multilevel"/>
     <w:tmpl w:val="0B2AB15C"/>
@@ -18438,10 +19589,10 @@
     </w:lvl>
   </w:abstractNum>
   <w:num w:numId="1">
-    <w:abstractNumId w:val="26"/>
+    <w:abstractNumId w:val="27"/>
   </w:num>
   <w:num w:numId="2">
-    <w:abstractNumId w:val="25"/>
+    <w:abstractNumId w:val="26"/>
   </w:num>
   <w:num w:numId="3">
     <w:abstractNumId w:val="2"/>
@@ -18450,7 +19601,7 @@
     <w:abstractNumId w:val="1"/>
   </w:num>
   <w:num w:numId="5">
-    <w:abstractNumId w:val="23"/>
+    <w:abstractNumId w:val="24"/>
   </w:num>
   <w:num w:numId="6">
     <w:abstractNumId w:val="3"/>
@@ -18462,13 +19613,13 @@
     <w:abstractNumId w:val="10"/>
   </w:num>
   <w:num w:numId="9">
-    <w:abstractNumId w:val="27"/>
+    <w:abstractNumId w:val="28"/>
   </w:num>
   <w:num w:numId="10">
     <w:abstractNumId w:val="7"/>
   </w:num>
   <w:num w:numId="11">
-    <w:abstractNumId w:val="19"/>
+    <w:abstractNumId w:val="20"/>
   </w:num>
   <w:num w:numId="12">
     <w:abstractNumId w:val="0"/>
@@ -18477,7 +19628,7 @@
     <w:abstractNumId w:val="11"/>
   </w:num>
   <w:num w:numId="14">
-    <w:abstractNumId w:val="24"/>
+    <w:abstractNumId w:val="25"/>
   </w:num>
   <w:num w:numId="15">
     <w:abstractNumId w:val="9"/>
@@ -18486,40 +19637,43 @@
     <w:abstractNumId w:val="6"/>
   </w:num>
   <w:num w:numId="17">
-    <w:abstractNumId w:val="15"/>
+    <w:abstractNumId w:val="16"/>
   </w:num>
   <w:num w:numId="18">
-    <w:abstractNumId w:val="16"/>
+    <w:abstractNumId w:val="17"/>
   </w:num>
   <w:num w:numId="19">
-    <w:abstractNumId w:val="18"/>
+    <w:abstractNumId w:val="19"/>
   </w:num>
   <w:num w:numId="20">
-    <w:abstractNumId w:val="17"/>
+    <w:abstractNumId w:val="18"/>
   </w:num>
   <w:num w:numId="21">
     <w:abstractNumId w:val="8"/>
   </w:num>
   <w:num w:numId="22">
-    <w:abstractNumId w:val="13"/>
+    <w:abstractNumId w:val="14"/>
   </w:num>
   <w:num w:numId="23">
     <w:abstractNumId w:val="4"/>
   </w:num>
   <w:num w:numId="24">
-    <w:abstractNumId w:val="20"/>
+    <w:abstractNumId w:val="21"/>
   </w:num>
   <w:num w:numId="25">
     <w:abstractNumId w:val="5"/>
   </w:num>
   <w:num w:numId="26">
-    <w:abstractNumId w:val="14"/>
+    <w:abstractNumId w:val="15"/>
   </w:num>
   <w:num w:numId="27">
-    <w:abstractNumId w:val="21"/>
+    <w:abstractNumId w:val="22"/>
   </w:num>
   <w:num w:numId="28">
-    <w:abstractNumId w:val="22"/>
+    <w:abstractNumId w:val="23"/>
+  </w:num>
+  <w:num w:numId="29">
+    <w:abstractNumId w:val="13"/>
   </w:num>
 </w:numbering>
 </file>
@@ -18863,6 +20017,17 @@
       </w:tblCellMar>
     </w:tblPr>
   </w:style>
+  <w:style w:type="paragraph" w:styleId="ListParagraph">
+    <w:name w:val="List Paragraph"/>
+    <w:basedOn w:val="Normal"/>
+    <w:uiPriority w:val="34"/>
+    <w:qFormat/>
+    <w:rsid w:val="00A55E2E"/>
+    <w:pPr>
+      <w:ind w:left="720"/>
+      <w:contextualSpacing/>
+    </w:pPr>
+  </w:style>
 </w:styles>
 </file>
 
@@ -19205,6 +20370,17 @@
       </w:tblCellMar>
     </w:tblPr>
   </w:style>
+  <w:style w:type="paragraph" w:styleId="ListParagraph">
+    <w:name w:val="List Paragraph"/>
+    <w:basedOn w:val="Normal"/>
+    <w:uiPriority w:val="34"/>
+    <w:qFormat/>
+    <w:rsid w:val="00A55E2E"/>
+    <w:pPr>
+      <w:ind w:left="720"/>
+      <w:contextualSpacing/>
+    </w:pPr>
+  </w:style>
 </w:styles>
 </file>
 
